--- a/INDENG290 HW2.docx
+++ b/INDENG290 HW2.docx
@@ -5787,13 +5787,11 @@
         </w:numPr>
         <w:rPr>
           <w:rFonts w:ascii="Times New Roman" w:hAnsi="Times New Roman" w:cs="Times New Roman"/>
-          <w:highlight w:val="yellow"/>
-        </w:rPr>
-      </w:pPr>
-      <w:r>
-        <w:rPr>
-          <w:rFonts w:ascii="Times New Roman" w:hAnsi="Times New Roman" w:cs="Times New Roman"/>
-          <w:highlight w:val="yellow"/>
+        </w:rPr>
+      </w:pPr>
+      <w:r>
+        <w:rPr>
+          <w:rFonts w:ascii="Times New Roman" w:hAnsi="Times New Roman" w:cs="Times New Roman"/>
         </w:rPr>
         <w:t>Provide a link to the Python code you used to perform your optimization. NOTE: Use a Mixed-Integer Linear Programming (MILP) solver stack (any solver / package is acceptable).</w:t>
       </w:r>
@@ -5803,16 +5801,23 @@
         <w:ind w:left="2160"/>
         <w:rPr>
           <w:rFonts w:ascii="Times New Roman" w:hAnsi="Times New Roman" w:cs="Times New Roman"/>
-          <w:lang w:val="en-US"/>
-        </w:rPr>
-      </w:pPr>
+        </w:rPr>
+      </w:pPr>
+      <w:hyperlink r:id="rId10" w:history="1">
+        <w:r>
+          <w:rPr>
+            <w:rStyle w:val="Hyperlink"/>
+            <w:rFonts w:ascii="Times New Roman" w:hAnsi="Times New Roman" w:cs="Times New Roman"/>
+          </w:rPr>
+          <w:t>https://github.com/An-ChiLu/Energy-Plant-Optimization-Project</w:t>
+        </w:r>
+      </w:hyperlink>
     </w:p>
     <w:p>
       <w:pPr>
         <w:ind w:left="2160"/>
         <w:rPr>
           <w:rFonts w:ascii="Times New Roman" w:hAnsi="Times New Roman" w:cs="Times New Roman"/>
-          <w:lang w:val="en-US"/>
         </w:rPr>
       </w:pPr>
     </w:p>
@@ -5821,7 +5826,6 @@
         <w:ind w:left="2160"/>
         <w:rPr>
           <w:rFonts w:ascii="Times New Roman" w:hAnsi="Times New Roman" w:cs="Times New Roman"/>
-          <w:lang w:val="en-US"/>
         </w:rPr>
       </w:pPr>
     </w:p>
@@ -5891,6 +5895,23 @@
         </w:rPr>
         <w:t>CSV file.</w:t>
       </w:r>
+    </w:p>
+    <w:p>
+      <w:pPr>
+        <w:ind w:left="2160"/>
+        <w:rPr>
+          <w:rFonts w:ascii="Times New Roman" w:hAnsi="Times New Roman" w:cs="Times New Roman"/>
+        </w:rPr>
+      </w:pPr>
+      <w:hyperlink r:id="rId11" w:history="1">
+        <w:r>
+          <w:rPr>
+            <w:rStyle w:val="Hyperlink"/>
+            <w:rFonts w:ascii="Times New Roman" w:hAnsi="Times New Roman" w:cs="Times New Roman"/>
+          </w:rPr>
+          <w:t>https://github.com/An-ChiLu/Energy-Plant-Optimization-Project</w:t>
+        </w:r>
+      </w:hyperlink>
     </w:p>
     <w:p>
       <w:pPr>
@@ -5920,7 +5941,7 @@
                     <pic:cNvPicPr/>
                   </pic:nvPicPr>
                   <pic:blipFill>
-                    <a:blip r:embed="rId10">
+                    <a:blip r:embed="rId12">
                       <a:extLst>
                         <a:ext uri="{28A0092B-C50C-407E-A947-70E740481C1C}">
                           <a14:useLocalDpi xmlns:a14="http://schemas.microsoft.com/office/drawing/2010/main" val="0"/>
@@ -5993,7 +6014,7 @@
                     <pic:cNvPicPr/>
                   </pic:nvPicPr>
                   <pic:blipFill>
-                    <a:blip r:embed="rId11">
+                    <a:blip r:embed="rId13">
                       <a:extLst>
                         <a:ext uri="{28A0092B-C50C-407E-A947-70E740481C1C}">
                           <a14:useLocalDpi xmlns:a14="http://schemas.microsoft.com/office/drawing/2010/main" val="0"/>
@@ -6059,7 +6080,6 @@
         <w:rPr>
           <w:rFonts w:ascii="Times New Roman" w:hAnsi="Times New Roman" w:cs="Times New Roman"/>
         </w:rPr>
-        <w:lastRenderedPageBreak/>
         <w:t>Display a plot of configuration mode vs. time for the operating period.</w:t>
       </w:r>
     </w:p>
@@ -6091,7 +6111,7 @@
                     <pic:cNvPicPr/>
                   </pic:nvPicPr>
                   <pic:blipFill>
-                    <a:blip r:embed="rId12">
+                    <a:blip r:embed="rId14">
                       <a:extLst>
                         <a:ext uri="{28A0092B-C50C-407E-A947-70E740481C1C}">
                           <a14:useLocalDpi xmlns:a14="http://schemas.microsoft.com/office/drawing/2010/main" val="0"/>
@@ -6504,7 +6524,7 @@
                     <pic:cNvPicPr/>
                   </pic:nvPicPr>
                   <pic:blipFill>
-                    <a:blip r:embed="rId13">
+                    <a:blip r:embed="rId15">
                       <a:extLst>
                         <a:ext uri="{28A0092B-C50C-407E-A947-70E740481C1C}">
                           <a14:useLocalDpi xmlns:a14="http://schemas.microsoft.com/office/drawing/2010/main" val="0"/>
@@ -6537,6 +6557,3192 @@
         <w:t xml:space="preserve"> </w:t>
       </w:r>
     </w:p>
+    <w:tbl>
+      <w:tblPr>
+        <w:tblStyle w:val="TableGrid"/>
+        <w:tblW w:w="0" w:type="auto"/>
+        <w:tblLook w:val="0000" w:firstRow="0" w:lastRow="0" w:firstColumn="0" w:lastColumn="0" w:noHBand="0" w:noVBand="0"/>
+      </w:tblPr>
+      <w:tblGrid>
+        <w:gridCol w:w="3115"/>
+        <w:gridCol w:w="1558"/>
+        <w:gridCol w:w="1557"/>
+        <w:gridCol w:w="1511"/>
+        <w:gridCol w:w="1600"/>
+        <w:gridCol w:w="9"/>
+      </w:tblGrid>
+      <w:tr>
+        <w:trPr>
+          <w:gridBefore w:val="1"/>
+          <w:gridAfter w:val="1"/>
+          <w:wBefore w:w="3115" w:type="dxa"/>
+          <w:wAfter w:w="9" w:type="dxa"/>
+          <w:trHeight w:val="283"/>
+        </w:trPr>
+        <w:tc>
+          <w:tcPr>
+            <w:tcW w:w="6226" w:type="dxa"/>
+            <w:gridSpan w:val="4"/>
+          </w:tcPr>
+          <w:p>
+            <w:pPr>
+              <w:jc w:val="center"/>
+              <w:rPr>
+                <w:rFonts w:ascii="Times New Roman" w:hAnsi="Times New Roman" w:cs="Times New Roman"/>
+                <w:b/>
+                <w:bCs/>
+              </w:rPr>
+            </w:pPr>
+            <w:r>
+              <w:rPr>
+                <w:rFonts w:ascii="Times New Roman" w:hAnsi="Times New Roman" w:cs="Times New Roman"/>
+                <w:b/>
+                <w:bCs/>
+              </w:rPr>
+              <w:t>UNIT</w:t>
+            </w:r>
+          </w:p>
+        </w:tc>
+      </w:tr>
+      <w:tr>
+        <w:trPr>
+          <w:gridBefore w:val="1"/>
+          <w:gridAfter w:val="1"/>
+          <w:wBefore w:w="3115" w:type="dxa"/>
+          <w:wAfter w:w="9" w:type="dxa"/>
+          <w:trHeight w:val="338"/>
+        </w:trPr>
+        <w:tc>
+          <w:tcPr>
+            <w:tcW w:w="3115" w:type="dxa"/>
+            <w:gridSpan w:val="2"/>
+          </w:tcPr>
+          <w:p>
+            <w:pPr>
+              <w:jc w:val="center"/>
+              <w:rPr>
+                <w:rFonts w:ascii="Times New Roman" w:hAnsi="Times New Roman" w:cs="Times New Roman"/>
+                <w:b/>
+                <w:bCs/>
+              </w:rPr>
+            </w:pPr>
+            <w:r>
+              <w:rPr>
+                <w:rFonts w:ascii="Times New Roman" w:hAnsi="Times New Roman" w:cs="Times New Roman"/>
+                <w:b/>
+                <w:bCs/>
+              </w:rPr>
+              <w:t>1</w:t>
+            </w:r>
+          </w:p>
+        </w:tc>
+        <w:tc>
+          <w:tcPr>
+            <w:tcW w:w="3111" w:type="dxa"/>
+            <w:gridSpan w:val="2"/>
+          </w:tcPr>
+          <w:p>
+            <w:pPr>
+              <w:jc w:val="center"/>
+              <w:rPr>
+                <w:rFonts w:ascii="Times New Roman" w:hAnsi="Times New Roman" w:cs="Times New Roman"/>
+                <w:b/>
+                <w:bCs/>
+              </w:rPr>
+            </w:pPr>
+            <w:r>
+              <w:rPr>
+                <w:rFonts w:ascii="Times New Roman" w:hAnsi="Times New Roman" w:cs="Times New Roman"/>
+                <w:b/>
+                <w:bCs/>
+              </w:rPr>
+              <w:t>2</w:t>
+            </w:r>
+          </w:p>
+        </w:tc>
+      </w:tr>
+      <w:tr>
+        <w:tblPrEx>
+          <w:tblLook w:val="04A0" w:firstRow="1" w:lastRow="0" w:firstColumn="1" w:lastColumn="0" w:noHBand="0" w:noVBand="1"/>
+        </w:tblPrEx>
+        <w:tc>
+          <w:tcPr>
+            <w:tcW w:w="3115" w:type="dxa"/>
+          </w:tcPr>
+          <w:p>
+            <w:pPr>
+              <w:jc w:val="right"/>
+              <w:rPr>
+                <w:rFonts w:ascii="Times New Roman" w:hAnsi="Times New Roman" w:cs="Times New Roman"/>
+              </w:rPr>
+            </w:pPr>
+            <w:r>
+              <w:rPr>
+                <w:rFonts w:ascii="Times New Roman" w:hAnsi="Times New Roman" w:cs="Times New Roman"/>
+                <w:b/>
+                <w:bCs/>
+              </w:rPr>
+              <w:t>Capacity</w:t>
+            </w:r>
+            <w:r>
+              <w:rPr>
+                <w:rFonts w:ascii="Times New Roman" w:hAnsi="Times New Roman" w:cs="Times New Roman"/>
+              </w:rPr>
+              <w:t xml:space="preserve"> (MW)</w:t>
+            </w:r>
+          </w:p>
+        </w:tc>
+        <w:tc>
+          <w:tcPr>
+            <w:tcW w:w="3115" w:type="dxa"/>
+            <w:gridSpan w:val="2"/>
+          </w:tcPr>
+          <w:p>
+            <w:pPr>
+              <w:jc w:val="center"/>
+              <w:rPr>
+                <w:rFonts w:ascii="Times New Roman" w:hAnsi="Times New Roman" w:cs="Times New Roman"/>
+              </w:rPr>
+            </w:pPr>
+            <w:r>
+              <w:rPr>
+                <w:rFonts w:ascii="Times New Roman" w:hAnsi="Times New Roman" w:cs="Times New Roman"/>
+              </w:rPr>
+              <w:t>340</w:t>
+            </w:r>
+          </w:p>
+        </w:tc>
+        <w:tc>
+          <w:tcPr>
+            <w:tcW w:w="3120" w:type="dxa"/>
+            <w:gridSpan w:val="3"/>
+          </w:tcPr>
+          <w:p>
+            <w:pPr>
+              <w:jc w:val="center"/>
+              <w:rPr>
+                <w:rFonts w:ascii="Times New Roman" w:hAnsi="Times New Roman" w:cs="Times New Roman"/>
+              </w:rPr>
+            </w:pPr>
+            <w:r>
+              <w:rPr>
+                <w:rFonts w:ascii="Times New Roman" w:hAnsi="Times New Roman" w:cs="Times New Roman"/>
+              </w:rPr>
+              <w:t>270</w:t>
+            </w:r>
+          </w:p>
+        </w:tc>
+      </w:tr>
+      <w:tr>
+        <w:tblPrEx>
+          <w:tblLook w:val="04A0" w:firstRow="1" w:lastRow="0" w:firstColumn="1" w:lastColumn="0" w:noHBand="0" w:noVBand="1"/>
+        </w:tblPrEx>
+        <w:tc>
+          <w:tcPr>
+            <w:tcW w:w="3115" w:type="dxa"/>
+          </w:tcPr>
+          <w:p>
+            <w:pPr>
+              <w:jc w:val="right"/>
+              <w:rPr>
+                <w:rFonts w:ascii="Times New Roman" w:hAnsi="Times New Roman" w:cs="Times New Roman"/>
+              </w:rPr>
+            </w:pPr>
+            <w:r>
+              <w:rPr>
+                <w:rFonts w:ascii="Times New Roman" w:hAnsi="Times New Roman" w:cs="Times New Roman"/>
+                <w:b/>
+                <w:bCs/>
+              </w:rPr>
+              <w:t>Minimum load</w:t>
+            </w:r>
+            <w:r>
+              <w:rPr>
+                <w:rFonts w:ascii="Times New Roman" w:hAnsi="Times New Roman" w:cs="Times New Roman"/>
+              </w:rPr>
+              <w:t xml:space="preserve"> (MW)</w:t>
+            </w:r>
+          </w:p>
+        </w:tc>
+        <w:tc>
+          <w:tcPr>
+            <w:tcW w:w="3115" w:type="dxa"/>
+            <w:gridSpan w:val="2"/>
+          </w:tcPr>
+          <w:p>
+            <w:pPr>
+              <w:jc w:val="center"/>
+              <w:rPr>
+                <w:rFonts w:ascii="Times New Roman" w:hAnsi="Times New Roman" w:cs="Times New Roman"/>
+              </w:rPr>
+            </w:pPr>
+            <w:r>
+              <w:rPr>
+                <w:rFonts w:ascii="Times New Roman" w:hAnsi="Times New Roman" w:cs="Times New Roman"/>
+              </w:rPr>
+              <w:t>150</w:t>
+            </w:r>
+          </w:p>
+        </w:tc>
+        <w:tc>
+          <w:tcPr>
+            <w:tcW w:w="3120" w:type="dxa"/>
+            <w:gridSpan w:val="3"/>
+          </w:tcPr>
+          <w:p>
+            <w:pPr>
+              <w:jc w:val="center"/>
+              <w:rPr>
+                <w:rFonts w:ascii="Times New Roman" w:hAnsi="Times New Roman" w:cs="Times New Roman"/>
+              </w:rPr>
+            </w:pPr>
+            <w:r>
+              <w:rPr>
+                <w:rFonts w:ascii="Times New Roman" w:hAnsi="Times New Roman" w:cs="Times New Roman"/>
+              </w:rPr>
+              <w:t>162</w:t>
+            </w:r>
+          </w:p>
+        </w:tc>
+      </w:tr>
+      <w:tr>
+        <w:tblPrEx>
+          <w:tblLook w:val="04A0" w:firstRow="1" w:lastRow="0" w:firstColumn="1" w:lastColumn="0" w:noHBand="0" w:noVBand="1"/>
+        </w:tblPrEx>
+        <w:tc>
+          <w:tcPr>
+            <w:tcW w:w="3115" w:type="dxa"/>
+          </w:tcPr>
+          <w:p>
+            <w:pPr>
+              <w:jc w:val="right"/>
+              <w:rPr>
+                <w:rFonts w:ascii="Times New Roman" w:hAnsi="Times New Roman" w:cs="Times New Roman"/>
+              </w:rPr>
+            </w:pPr>
+            <w:r>
+              <w:rPr>
+                <w:rFonts w:ascii="Times New Roman" w:hAnsi="Times New Roman" w:cs="Times New Roman"/>
+                <w:b/>
+                <w:bCs/>
+              </w:rPr>
+              <w:t>Ramp Rate</w:t>
+            </w:r>
+            <w:r>
+              <w:rPr>
+                <w:rFonts w:ascii="Times New Roman" w:hAnsi="Times New Roman" w:cs="Times New Roman"/>
+              </w:rPr>
+              <w:t xml:space="preserve"> (MW/minute)</w:t>
+            </w:r>
+          </w:p>
+        </w:tc>
+        <w:tc>
+          <w:tcPr>
+            <w:tcW w:w="3115" w:type="dxa"/>
+            <w:gridSpan w:val="2"/>
+          </w:tcPr>
+          <w:p>
+            <w:pPr>
+              <w:jc w:val="center"/>
+              <w:rPr>
+                <w:rFonts w:ascii="Times New Roman" w:hAnsi="Times New Roman" w:cs="Times New Roman"/>
+              </w:rPr>
+            </w:pPr>
+            <w:r>
+              <w:rPr>
+                <w:rFonts w:ascii="Times New Roman" w:hAnsi="Times New Roman" w:cs="Times New Roman"/>
+              </w:rPr>
+              <w:t>20</w:t>
+            </w:r>
+          </w:p>
+        </w:tc>
+        <w:tc>
+          <w:tcPr>
+            <w:tcW w:w="3120" w:type="dxa"/>
+            <w:gridSpan w:val="3"/>
+          </w:tcPr>
+          <w:p>
+            <w:pPr>
+              <w:jc w:val="center"/>
+              <w:rPr>
+                <w:rFonts w:ascii="Times New Roman" w:hAnsi="Times New Roman" w:cs="Times New Roman"/>
+              </w:rPr>
+            </w:pPr>
+            <w:r>
+              <w:rPr>
+                <w:rFonts w:ascii="Times New Roman" w:hAnsi="Times New Roman" w:cs="Times New Roman"/>
+              </w:rPr>
+              <w:t>20</w:t>
+            </w:r>
+          </w:p>
+        </w:tc>
+      </w:tr>
+      <w:tr>
+        <w:tblPrEx>
+          <w:tblLook w:val="04A0" w:firstRow="1" w:lastRow="0" w:firstColumn="1" w:lastColumn="0" w:noHBand="0" w:noVBand="1"/>
+        </w:tblPrEx>
+        <w:tc>
+          <w:tcPr>
+            <w:tcW w:w="3115" w:type="dxa"/>
+          </w:tcPr>
+          <w:p>
+            <w:pPr>
+              <w:jc w:val="right"/>
+              <w:rPr>
+                <w:rFonts w:ascii="Times New Roman" w:hAnsi="Times New Roman" w:cs="Times New Roman"/>
+              </w:rPr>
+            </w:pPr>
+            <w:r>
+              <w:rPr>
+                <w:rFonts w:ascii="Times New Roman" w:hAnsi="Times New Roman" w:cs="Times New Roman"/>
+                <w:b/>
+                <w:bCs/>
+              </w:rPr>
+              <w:t>Minimum Down Time</w:t>
+            </w:r>
+            <w:r>
+              <w:rPr>
+                <w:rFonts w:ascii="Times New Roman" w:hAnsi="Times New Roman" w:cs="Times New Roman"/>
+              </w:rPr>
+              <w:t xml:space="preserve"> (hours)</w:t>
+            </w:r>
+          </w:p>
+        </w:tc>
+        <w:tc>
+          <w:tcPr>
+            <w:tcW w:w="3115" w:type="dxa"/>
+            <w:gridSpan w:val="2"/>
+          </w:tcPr>
+          <w:p>
+            <w:pPr>
+              <w:jc w:val="center"/>
+              <w:rPr>
+                <w:rFonts w:ascii="Times New Roman" w:hAnsi="Times New Roman" w:cs="Times New Roman"/>
+              </w:rPr>
+            </w:pPr>
+            <w:r>
+              <w:rPr>
+                <w:rFonts w:ascii="Times New Roman" w:hAnsi="Times New Roman" w:cs="Times New Roman"/>
+              </w:rPr>
+              <w:t>2</w:t>
+            </w:r>
+          </w:p>
+        </w:tc>
+        <w:tc>
+          <w:tcPr>
+            <w:tcW w:w="3120" w:type="dxa"/>
+            <w:gridSpan w:val="3"/>
+          </w:tcPr>
+          <w:p>
+            <w:pPr>
+              <w:jc w:val="center"/>
+              <w:rPr>
+                <w:rFonts w:ascii="Times New Roman" w:hAnsi="Times New Roman" w:cs="Times New Roman"/>
+              </w:rPr>
+            </w:pPr>
+            <w:r>
+              <w:rPr>
+                <w:rFonts w:ascii="Times New Roman" w:hAnsi="Times New Roman" w:cs="Times New Roman"/>
+              </w:rPr>
+              <w:t>3</w:t>
+            </w:r>
+          </w:p>
+        </w:tc>
+      </w:tr>
+      <w:tr>
+        <w:tblPrEx>
+          <w:tblLook w:val="04A0" w:firstRow="1" w:lastRow="0" w:firstColumn="1" w:lastColumn="0" w:noHBand="0" w:noVBand="1"/>
+        </w:tblPrEx>
+        <w:tc>
+          <w:tcPr>
+            <w:tcW w:w="3115" w:type="dxa"/>
+          </w:tcPr>
+          <w:p>
+            <w:pPr>
+              <w:jc w:val="right"/>
+              <w:rPr>
+                <w:rFonts w:ascii="Times New Roman" w:hAnsi="Times New Roman" w:cs="Times New Roman"/>
+              </w:rPr>
+            </w:pPr>
+            <w:r>
+              <w:rPr>
+                <w:rFonts w:ascii="Times New Roman" w:hAnsi="Times New Roman" w:cs="Times New Roman"/>
+                <w:b/>
+                <w:bCs/>
+              </w:rPr>
+              <w:t>Minimum Up Time</w:t>
+            </w:r>
+            <w:r>
+              <w:rPr>
+                <w:rFonts w:ascii="Times New Roman" w:hAnsi="Times New Roman" w:cs="Times New Roman"/>
+              </w:rPr>
+              <w:t xml:space="preserve"> (hours)</w:t>
+            </w:r>
+          </w:p>
+        </w:tc>
+        <w:tc>
+          <w:tcPr>
+            <w:tcW w:w="3115" w:type="dxa"/>
+            <w:gridSpan w:val="2"/>
+          </w:tcPr>
+          <w:p>
+            <w:pPr>
+              <w:jc w:val="center"/>
+              <w:rPr>
+                <w:rFonts w:ascii="Times New Roman" w:hAnsi="Times New Roman" w:cs="Times New Roman"/>
+              </w:rPr>
+            </w:pPr>
+            <w:r>
+              <w:rPr>
+                <w:rFonts w:ascii="Times New Roman" w:hAnsi="Times New Roman" w:cs="Times New Roman"/>
+              </w:rPr>
+              <w:t>2</w:t>
+            </w:r>
+          </w:p>
+        </w:tc>
+        <w:tc>
+          <w:tcPr>
+            <w:tcW w:w="3120" w:type="dxa"/>
+            <w:gridSpan w:val="3"/>
+          </w:tcPr>
+          <w:p>
+            <w:pPr>
+              <w:jc w:val="center"/>
+              <w:rPr>
+                <w:rFonts w:ascii="Times New Roman" w:hAnsi="Times New Roman" w:cs="Times New Roman"/>
+              </w:rPr>
+            </w:pPr>
+            <w:r>
+              <w:rPr>
+                <w:rFonts w:ascii="Times New Roman" w:hAnsi="Times New Roman" w:cs="Times New Roman"/>
+              </w:rPr>
+              <w:t>3</w:t>
+            </w:r>
+          </w:p>
+        </w:tc>
+      </w:tr>
+      <w:tr>
+        <w:tblPrEx>
+          <w:tblLook w:val="04A0" w:firstRow="1" w:lastRow="0" w:firstColumn="1" w:lastColumn="0" w:noHBand="0" w:noVBand="1"/>
+        </w:tblPrEx>
+        <w:tc>
+          <w:tcPr>
+            <w:tcW w:w="3115" w:type="dxa"/>
+          </w:tcPr>
+          <w:p>
+            <w:pPr>
+              <w:jc w:val="right"/>
+              <w:rPr>
+                <w:rFonts w:ascii="Times New Roman" w:hAnsi="Times New Roman" w:cs="Times New Roman"/>
+              </w:rPr>
+            </w:pPr>
+            <w:r>
+              <w:rPr>
+                <w:rFonts w:ascii="Times New Roman" w:hAnsi="Times New Roman" w:cs="Times New Roman"/>
+                <w:b/>
+                <w:bCs/>
+              </w:rPr>
+              <w:t>SU dollar</w:t>
+            </w:r>
+            <w:r>
+              <w:rPr>
+                <w:rFonts w:ascii="Times New Roman" w:hAnsi="Times New Roman" w:cs="Times New Roman"/>
+              </w:rPr>
+              <w:t xml:space="preserve"> ($/start)</w:t>
+            </w:r>
+          </w:p>
+        </w:tc>
+        <w:tc>
+          <w:tcPr>
+            <w:tcW w:w="3115" w:type="dxa"/>
+            <w:gridSpan w:val="2"/>
+          </w:tcPr>
+          <w:p>
+            <w:pPr>
+              <w:jc w:val="center"/>
+              <w:rPr>
+                <w:rFonts w:ascii="Times New Roman" w:hAnsi="Times New Roman" w:cs="Times New Roman"/>
+              </w:rPr>
+            </w:pPr>
+            <w:r>
+              <w:rPr>
+                <w:rFonts w:ascii="Times New Roman" w:hAnsi="Times New Roman" w:cs="Times New Roman"/>
+              </w:rPr>
+              <w:t>$16,500</w:t>
+            </w:r>
+          </w:p>
+        </w:tc>
+        <w:tc>
+          <w:tcPr>
+            <w:tcW w:w="3120" w:type="dxa"/>
+            <w:gridSpan w:val="3"/>
+          </w:tcPr>
+          <w:p>
+            <w:pPr>
+              <w:jc w:val="center"/>
+              <w:rPr>
+                <w:rFonts w:ascii="Times New Roman" w:hAnsi="Times New Roman" w:cs="Times New Roman"/>
+              </w:rPr>
+            </w:pPr>
+            <w:r>
+              <w:rPr>
+                <w:rFonts w:ascii="Times New Roman" w:hAnsi="Times New Roman" w:cs="Times New Roman"/>
+              </w:rPr>
+              <w:t>$7,250</w:t>
+            </w:r>
+          </w:p>
+        </w:tc>
+      </w:tr>
+      <w:tr>
+        <w:tblPrEx>
+          <w:tblLook w:val="04A0" w:firstRow="1" w:lastRow="0" w:firstColumn="1" w:lastColumn="0" w:noHBand="0" w:noVBand="1"/>
+        </w:tblPrEx>
+        <w:tc>
+          <w:tcPr>
+            <w:tcW w:w="3115" w:type="dxa"/>
+          </w:tcPr>
+          <w:p>
+            <w:pPr>
+              <w:jc w:val="right"/>
+              <w:rPr>
+                <w:rFonts w:ascii="Times New Roman" w:hAnsi="Times New Roman" w:cs="Times New Roman"/>
+              </w:rPr>
+            </w:pPr>
+            <w:r>
+              <w:rPr>
+                <w:rFonts w:ascii="Times New Roman" w:hAnsi="Times New Roman" w:cs="Times New Roman"/>
+                <w:b/>
+                <w:bCs/>
+              </w:rPr>
+              <w:t>SU fuel</w:t>
+            </w:r>
+            <w:r>
+              <w:rPr>
+                <w:rFonts w:ascii="Times New Roman" w:hAnsi="Times New Roman" w:cs="Times New Roman"/>
+              </w:rPr>
+              <w:t xml:space="preserve"> (MMBtw/start)</w:t>
+            </w:r>
+          </w:p>
+        </w:tc>
+        <w:tc>
+          <w:tcPr>
+            <w:tcW w:w="3115" w:type="dxa"/>
+            <w:gridSpan w:val="2"/>
+          </w:tcPr>
+          <w:p>
+            <w:pPr>
+              <w:jc w:val="center"/>
+              <w:rPr>
+                <w:rFonts w:ascii="Times New Roman" w:hAnsi="Times New Roman" w:cs="Times New Roman"/>
+              </w:rPr>
+            </w:pPr>
+            <w:r>
+              <w:rPr>
+                <w:rFonts w:ascii="Times New Roman" w:hAnsi="Times New Roman" w:cs="Times New Roman"/>
+              </w:rPr>
+              <w:t>850</w:t>
+            </w:r>
+          </w:p>
+        </w:tc>
+        <w:tc>
+          <w:tcPr>
+            <w:tcW w:w="3120" w:type="dxa"/>
+            <w:gridSpan w:val="3"/>
+          </w:tcPr>
+          <w:p>
+            <w:pPr>
+              <w:jc w:val="center"/>
+              <w:rPr>
+                <w:rFonts w:ascii="Times New Roman" w:hAnsi="Times New Roman" w:cs="Times New Roman"/>
+              </w:rPr>
+            </w:pPr>
+            <w:r>
+              <w:rPr>
+                <w:rFonts w:ascii="Times New Roman" w:hAnsi="Times New Roman" w:cs="Times New Roman"/>
+              </w:rPr>
+              <w:t>220</w:t>
+            </w:r>
+          </w:p>
+        </w:tc>
+      </w:tr>
+      <w:tr>
+        <w:tblPrEx>
+          <w:tblLook w:val="04A0" w:firstRow="1" w:lastRow="0" w:firstColumn="1" w:lastColumn="0" w:noHBand="0" w:noVBand="1"/>
+        </w:tblPrEx>
+        <w:tc>
+          <w:tcPr>
+            <w:tcW w:w="3115" w:type="dxa"/>
+          </w:tcPr>
+          <w:p>
+            <w:pPr>
+              <w:jc w:val="right"/>
+              <w:rPr>
+                <w:rFonts w:ascii="Times New Roman" w:hAnsi="Times New Roman" w:cs="Times New Roman"/>
+              </w:rPr>
+            </w:pPr>
+            <w:r>
+              <w:rPr>
+                <w:rFonts w:ascii="Times New Roman" w:hAnsi="Times New Roman" w:cs="Times New Roman"/>
+                <w:b/>
+                <w:bCs/>
+              </w:rPr>
+              <w:t>ML dollar</w:t>
+            </w:r>
+            <w:r>
+              <w:rPr>
+                <w:rFonts w:ascii="Times New Roman" w:hAnsi="Times New Roman" w:cs="Times New Roman"/>
+              </w:rPr>
+              <w:t xml:space="preserve"> ($/hour at minimum load)</w:t>
+            </w:r>
+          </w:p>
+        </w:tc>
+        <w:tc>
+          <w:tcPr>
+            <w:tcW w:w="3115" w:type="dxa"/>
+            <w:gridSpan w:val="2"/>
+          </w:tcPr>
+          <w:p>
+            <w:pPr>
+              <w:jc w:val="center"/>
+              <w:rPr>
+                <w:rFonts w:ascii="Times New Roman" w:hAnsi="Times New Roman" w:cs="Times New Roman"/>
+              </w:rPr>
+            </w:pPr>
+            <w:r>
+              <w:rPr>
+                <w:rFonts w:ascii="Times New Roman" w:hAnsi="Times New Roman" w:cs="Times New Roman"/>
+              </w:rPr>
+              <w:t>$</w:t>
+            </w:r>
+            <w:r>
+              <w:rPr>
+                <w:rFonts w:ascii="Times New Roman" w:hAnsi="Times New Roman" w:cs="Times New Roman"/>
+              </w:rPr>
+              <w:t>375</w:t>
+            </w:r>
+          </w:p>
+        </w:tc>
+        <w:tc>
+          <w:tcPr>
+            <w:tcW w:w="3120" w:type="dxa"/>
+            <w:gridSpan w:val="3"/>
+          </w:tcPr>
+          <w:p>
+            <w:pPr>
+              <w:jc w:val="center"/>
+              <w:rPr>
+                <w:rFonts w:ascii="Times New Roman" w:hAnsi="Times New Roman" w:cs="Times New Roman"/>
+              </w:rPr>
+            </w:pPr>
+            <w:r>
+              <w:rPr>
+                <w:rFonts w:ascii="Times New Roman" w:hAnsi="Times New Roman" w:cs="Times New Roman"/>
+              </w:rPr>
+              <w:t>$</w:t>
+            </w:r>
+            <w:r>
+              <w:rPr>
+                <w:rFonts w:ascii="Times New Roman" w:hAnsi="Times New Roman" w:cs="Times New Roman"/>
+              </w:rPr>
+              <w:t>249</w:t>
+            </w:r>
+          </w:p>
+        </w:tc>
+      </w:tr>
+      <w:tr>
+        <w:tblPrEx>
+          <w:tblLook w:val="04A0" w:firstRow="1" w:lastRow="0" w:firstColumn="1" w:lastColumn="0" w:noHBand="0" w:noVBand="1"/>
+        </w:tblPrEx>
+        <w:trPr>
+          <w:trHeight w:val="160"/>
+        </w:trPr>
+        <w:tc>
+          <w:tcPr>
+            <w:tcW w:w="3115" w:type="dxa"/>
+            <w:tcBorders>
+              <w:bottom w:val="single" w:sz="4" w:space="0" w:color="auto"/>
+            </w:tcBorders>
+          </w:tcPr>
+          <w:p>
+            <w:pPr>
+              <w:jc w:val="right"/>
+              <w:rPr>
+                <w:rFonts w:ascii="Times New Roman" w:hAnsi="Times New Roman" w:cs="Times New Roman"/>
+              </w:rPr>
+            </w:pPr>
+            <w:r>
+              <w:rPr>
+                <w:rFonts w:ascii="Times New Roman" w:hAnsi="Times New Roman" w:cs="Times New Roman"/>
+                <w:b/>
+                <w:bCs/>
+              </w:rPr>
+              <w:t>ML fuel</w:t>
+            </w:r>
+            <w:r>
+              <w:rPr>
+                <w:rFonts w:ascii="Times New Roman" w:hAnsi="Times New Roman" w:cs="Times New Roman"/>
+              </w:rPr>
+              <w:t xml:space="preserve"> (MMBtu/hour at minimum load)</w:t>
+            </w:r>
+          </w:p>
+        </w:tc>
+        <w:tc>
+          <w:tcPr>
+            <w:tcW w:w="3115" w:type="dxa"/>
+            <w:gridSpan w:val="2"/>
+          </w:tcPr>
+          <w:p>
+            <w:pPr>
+              <w:jc w:val="center"/>
+              <w:rPr>
+                <w:rFonts w:ascii="Times New Roman" w:hAnsi="Times New Roman" w:cs="Times New Roman"/>
+              </w:rPr>
+            </w:pPr>
+            <w:r>
+              <w:rPr>
+                <w:rFonts w:ascii="Times New Roman" w:hAnsi="Times New Roman" w:cs="Times New Roman"/>
+              </w:rPr>
+              <w:t>1154.25</w:t>
+            </w:r>
+          </w:p>
+        </w:tc>
+        <w:tc>
+          <w:tcPr>
+            <w:tcW w:w="3120" w:type="dxa"/>
+            <w:gridSpan w:val="3"/>
+          </w:tcPr>
+          <w:p>
+            <w:pPr>
+              <w:jc w:val="center"/>
+              <w:rPr>
+                <w:rFonts w:ascii="Times New Roman" w:hAnsi="Times New Roman" w:cs="Times New Roman"/>
+              </w:rPr>
+            </w:pPr>
+            <w:r>
+              <w:rPr>
+                <w:rFonts w:ascii="Times New Roman" w:hAnsi="Times New Roman" w:cs="Times New Roman"/>
+              </w:rPr>
+              <w:t>1067.502</w:t>
+            </w:r>
+          </w:p>
+        </w:tc>
+      </w:tr>
+      <w:tr>
+        <w:tblPrEx>
+          <w:tblBorders>
+            <w:left w:val="none" w:sz="0" w:space="0" w:color="auto"/>
+            <w:bottom w:val="none" w:sz="0" w:space="0" w:color="auto"/>
+            <w:right w:val="none" w:sz="0" w:space="0" w:color="auto"/>
+            <w:insideH w:val="none" w:sz="0" w:space="0" w:color="auto"/>
+            <w:insideV w:val="none" w:sz="0" w:space="0" w:color="auto"/>
+          </w:tblBorders>
+        </w:tblPrEx>
+        <w:trPr>
+          <w:gridAfter w:val="1"/>
+          <w:wAfter w:w="9" w:type="dxa"/>
+          <w:trHeight w:val="100"/>
+        </w:trPr>
+        <w:tc>
+          <w:tcPr>
+            <w:tcW w:w="3115" w:type="dxa"/>
+            <w:tcBorders>
+              <w:top w:val="single" w:sz="4" w:space="0" w:color="auto"/>
+              <w:left w:val="single" w:sz="4" w:space="0" w:color="auto"/>
+              <w:bottom w:val="single" w:sz="4" w:space="0" w:color="auto"/>
+              <w:right w:val="single" w:sz="4" w:space="0" w:color="auto"/>
+            </w:tcBorders>
+          </w:tcPr>
+          <w:p>
+            <w:pPr>
+              <w:jc w:val="right"/>
+              <w:rPr>
+                <w:rFonts w:ascii="Times New Roman" w:hAnsi="Times New Roman" w:cs="Times New Roman"/>
+                <w:b/>
+                <w:bCs/>
+              </w:rPr>
+            </w:pPr>
+            <w:r>
+              <w:rPr>
+                <w:rFonts w:ascii="Times New Roman" w:hAnsi="Times New Roman" w:cs="Times New Roman"/>
+                <w:b/>
+                <w:bCs/>
+              </w:rPr>
+              <w:t>Energy Bid</w:t>
+            </w:r>
+          </w:p>
+        </w:tc>
+        <w:tc>
+          <w:tcPr>
+            <w:tcW w:w="1558" w:type="dxa"/>
+            <w:tcBorders>
+              <w:top w:val="single" w:sz="4" w:space="0" w:color="auto"/>
+              <w:left w:val="single" w:sz="4" w:space="0" w:color="auto"/>
+              <w:bottom w:val="single" w:sz="4" w:space="0" w:color="auto"/>
+              <w:right w:val="single" w:sz="4" w:space="0" w:color="auto"/>
+            </w:tcBorders>
+          </w:tcPr>
+          <w:p>
+            <w:pPr>
+              <w:jc w:val="center"/>
+              <w:rPr>
+                <w:rFonts w:ascii="Times New Roman" w:hAnsi="Times New Roman" w:cs="Times New Roman"/>
+              </w:rPr>
+            </w:pPr>
+            <w:r>
+              <w:rPr>
+                <w:rFonts w:ascii="Times New Roman" w:hAnsi="Times New Roman" w:cs="Times New Roman"/>
+              </w:rPr>
+              <w:t>MW</w:t>
+            </w:r>
+          </w:p>
+        </w:tc>
+        <w:tc>
+          <w:tcPr>
+            <w:tcW w:w="1557" w:type="dxa"/>
+            <w:tcBorders>
+              <w:top w:val="single" w:sz="4" w:space="0" w:color="auto"/>
+              <w:bottom w:val="single" w:sz="4" w:space="0" w:color="auto"/>
+              <w:right w:val="single" w:sz="4" w:space="0" w:color="auto"/>
+            </w:tcBorders>
+          </w:tcPr>
+          <w:p>
+            <w:pPr>
+              <w:jc w:val="center"/>
+              <w:rPr>
+                <w:rFonts w:ascii="Times New Roman" w:hAnsi="Times New Roman" w:cs="Times New Roman"/>
+              </w:rPr>
+            </w:pPr>
+            <w:r>
+              <w:rPr>
+                <w:rFonts w:ascii="Times New Roman" w:hAnsi="Times New Roman" w:cs="Times New Roman"/>
+              </w:rPr>
+              <w:t>$/MWh</w:t>
+            </w:r>
+          </w:p>
+        </w:tc>
+        <w:tc>
+          <w:tcPr>
+            <w:tcW w:w="1511" w:type="dxa"/>
+            <w:tcBorders>
+              <w:top w:val="single" w:sz="4" w:space="0" w:color="auto"/>
+              <w:bottom w:val="single" w:sz="4" w:space="0" w:color="auto"/>
+              <w:right w:val="single" w:sz="4" w:space="0" w:color="auto"/>
+            </w:tcBorders>
+          </w:tcPr>
+          <w:p>
+            <w:pPr>
+              <w:jc w:val="center"/>
+              <w:rPr>
+                <w:rFonts w:ascii="Times New Roman" w:hAnsi="Times New Roman" w:cs="Times New Roman"/>
+              </w:rPr>
+            </w:pPr>
+            <w:r>
+              <w:rPr>
+                <w:rFonts w:ascii="Times New Roman" w:hAnsi="Times New Roman" w:cs="Times New Roman"/>
+              </w:rPr>
+              <w:t>MW</w:t>
+            </w:r>
+          </w:p>
+        </w:tc>
+        <w:tc>
+          <w:tcPr>
+            <w:tcW w:w="1600" w:type="dxa"/>
+            <w:tcBorders>
+              <w:top w:val="single" w:sz="4" w:space="0" w:color="auto"/>
+              <w:bottom w:val="single" w:sz="4" w:space="0" w:color="auto"/>
+              <w:right w:val="single" w:sz="4" w:space="0" w:color="auto"/>
+            </w:tcBorders>
+          </w:tcPr>
+          <w:p>
+            <w:pPr>
+              <w:jc w:val="center"/>
+              <w:rPr>
+                <w:rFonts w:ascii="Times New Roman" w:hAnsi="Times New Roman" w:cs="Times New Roman"/>
+              </w:rPr>
+            </w:pPr>
+            <w:r>
+              <w:rPr>
+                <w:rFonts w:ascii="Times New Roman" w:hAnsi="Times New Roman" w:cs="Times New Roman"/>
+              </w:rPr>
+              <w:t>$/MWh</w:t>
+            </w:r>
+          </w:p>
+        </w:tc>
+      </w:tr>
+      <w:tr>
+        <w:tblPrEx>
+          <w:tblBorders>
+            <w:left w:val="none" w:sz="0" w:space="0" w:color="auto"/>
+            <w:bottom w:val="none" w:sz="0" w:space="0" w:color="auto"/>
+            <w:right w:val="none" w:sz="0" w:space="0" w:color="auto"/>
+            <w:insideH w:val="none" w:sz="0" w:space="0" w:color="auto"/>
+            <w:insideV w:val="none" w:sz="0" w:space="0" w:color="auto"/>
+          </w:tblBorders>
+        </w:tblPrEx>
+        <w:trPr>
+          <w:gridAfter w:val="1"/>
+          <w:wAfter w:w="9" w:type="dxa"/>
+          <w:trHeight w:val="100"/>
+        </w:trPr>
+        <w:tc>
+          <w:tcPr>
+            <w:tcW w:w="3115" w:type="dxa"/>
+            <w:tcBorders>
+              <w:top w:val="single" w:sz="4" w:space="0" w:color="auto"/>
+              <w:left w:val="single" w:sz="4" w:space="0" w:color="auto"/>
+              <w:bottom w:val="single" w:sz="4" w:space="0" w:color="auto"/>
+              <w:right w:val="single" w:sz="4" w:space="0" w:color="auto"/>
+            </w:tcBorders>
+          </w:tcPr>
+          <w:p>
+            <w:pPr>
+              <w:jc w:val="right"/>
+              <w:rPr>
+                <w:rFonts w:ascii="Times New Roman" w:hAnsi="Times New Roman" w:cs="Times New Roman"/>
+              </w:rPr>
+            </w:pPr>
+            <w:r>
+              <w:rPr>
+                <w:rFonts w:ascii="Times New Roman" w:hAnsi="Times New Roman" w:cs="Times New Roman"/>
+              </w:rPr>
+              <w:t>1</w:t>
+            </w:r>
+          </w:p>
+        </w:tc>
+        <w:tc>
+          <w:tcPr>
+            <w:tcW w:w="1558" w:type="dxa"/>
+            <w:tcBorders>
+              <w:top w:val="single" w:sz="4" w:space="0" w:color="auto"/>
+              <w:left w:val="single" w:sz="4" w:space="0" w:color="auto"/>
+              <w:bottom w:val="single" w:sz="4" w:space="0" w:color="auto"/>
+              <w:right w:val="single" w:sz="4" w:space="0" w:color="auto"/>
+            </w:tcBorders>
+          </w:tcPr>
+          <w:p>
+            <w:pPr>
+              <w:jc w:val="center"/>
+              <w:rPr>
+                <w:rFonts w:ascii="Times New Roman" w:hAnsi="Times New Roman" w:cs="Times New Roman"/>
+                <w:highlight w:val="yellow"/>
+              </w:rPr>
+            </w:pPr>
+            <w:r>
+              <w:rPr>
+                <w:rFonts w:ascii="Times New Roman" w:hAnsi="Times New Roman" w:cs="Times New Roman"/>
+                <w:highlight w:val="yellow"/>
+              </w:rPr>
+              <w:t>150</w:t>
+            </w:r>
+          </w:p>
+        </w:tc>
+        <w:tc>
+          <w:tcPr>
+            <w:tcW w:w="1557" w:type="dxa"/>
+            <w:tcBorders>
+              <w:top w:val="single" w:sz="4" w:space="0" w:color="auto"/>
+              <w:bottom w:val="single" w:sz="4" w:space="0" w:color="auto"/>
+              <w:right w:val="single" w:sz="4" w:space="0" w:color="auto"/>
+            </w:tcBorders>
+          </w:tcPr>
+          <w:p>
+            <w:pPr>
+              <w:jc w:val="center"/>
+              <w:rPr>
+                <w:rFonts w:ascii="Times New Roman" w:hAnsi="Times New Roman" w:cs="Times New Roman"/>
+                <w:highlight w:val="yellow"/>
+              </w:rPr>
+            </w:pPr>
+            <w:r>
+              <w:rPr>
+                <w:rFonts w:ascii="Times New Roman" w:hAnsi="Times New Roman" w:cs="Times New Roman"/>
+                <w:highlight w:val="yellow"/>
+              </w:rPr>
+              <w:t>57.4</w:t>
+            </w:r>
+          </w:p>
+        </w:tc>
+        <w:tc>
+          <w:tcPr>
+            <w:tcW w:w="1511" w:type="dxa"/>
+            <w:tcBorders>
+              <w:top w:val="single" w:sz="4" w:space="0" w:color="auto"/>
+              <w:bottom w:val="single" w:sz="4" w:space="0" w:color="auto"/>
+              <w:right w:val="single" w:sz="4" w:space="0" w:color="auto"/>
+            </w:tcBorders>
+          </w:tcPr>
+          <w:p>
+            <w:pPr>
+              <w:jc w:val="center"/>
+              <w:rPr>
+                <w:rFonts w:ascii="Times New Roman" w:hAnsi="Times New Roman" w:cs="Times New Roman"/>
+                <w:highlight w:val="yellow"/>
+              </w:rPr>
+            </w:pPr>
+            <w:r>
+              <w:rPr>
+                <w:rFonts w:ascii="Times New Roman" w:hAnsi="Times New Roman" w:cs="Times New Roman"/>
+                <w:highlight w:val="yellow"/>
+              </w:rPr>
+              <w:t>162</w:t>
+            </w:r>
+          </w:p>
+        </w:tc>
+        <w:tc>
+          <w:tcPr>
+            <w:tcW w:w="1600" w:type="dxa"/>
+            <w:tcBorders>
+              <w:top w:val="single" w:sz="4" w:space="0" w:color="auto"/>
+              <w:bottom w:val="single" w:sz="4" w:space="0" w:color="auto"/>
+              <w:right w:val="single" w:sz="4" w:space="0" w:color="auto"/>
+            </w:tcBorders>
+          </w:tcPr>
+          <w:p>
+            <w:pPr>
+              <w:jc w:val="center"/>
+              <w:rPr>
+                <w:rFonts w:ascii="Times New Roman" w:hAnsi="Times New Roman" w:cs="Times New Roman"/>
+                <w:highlight w:val="yellow"/>
+              </w:rPr>
+            </w:pPr>
+            <w:r>
+              <w:rPr>
+                <w:rFonts w:ascii="Times New Roman" w:hAnsi="Times New Roman" w:cs="Times New Roman"/>
+                <w:highlight w:val="yellow"/>
+              </w:rPr>
+              <w:t>58.34</w:t>
+            </w:r>
+          </w:p>
+        </w:tc>
+      </w:tr>
+      <w:tr>
+        <w:tblPrEx>
+          <w:tblBorders>
+            <w:left w:val="none" w:sz="0" w:space="0" w:color="auto"/>
+            <w:bottom w:val="none" w:sz="0" w:space="0" w:color="auto"/>
+            <w:right w:val="none" w:sz="0" w:space="0" w:color="auto"/>
+            <w:insideH w:val="none" w:sz="0" w:space="0" w:color="auto"/>
+            <w:insideV w:val="none" w:sz="0" w:space="0" w:color="auto"/>
+          </w:tblBorders>
+        </w:tblPrEx>
+        <w:trPr>
+          <w:gridAfter w:val="1"/>
+          <w:wAfter w:w="9" w:type="dxa"/>
+          <w:trHeight w:val="100"/>
+        </w:trPr>
+        <w:tc>
+          <w:tcPr>
+            <w:tcW w:w="3115" w:type="dxa"/>
+            <w:tcBorders>
+              <w:top w:val="single" w:sz="4" w:space="0" w:color="auto"/>
+              <w:left w:val="single" w:sz="4" w:space="0" w:color="auto"/>
+              <w:bottom w:val="single" w:sz="4" w:space="0" w:color="auto"/>
+              <w:right w:val="single" w:sz="4" w:space="0" w:color="auto"/>
+            </w:tcBorders>
+          </w:tcPr>
+          <w:p>
+            <w:pPr>
+              <w:jc w:val="right"/>
+              <w:rPr>
+                <w:rFonts w:ascii="Times New Roman" w:hAnsi="Times New Roman" w:cs="Times New Roman"/>
+              </w:rPr>
+            </w:pPr>
+            <w:r>
+              <w:rPr>
+                <w:rFonts w:ascii="Times New Roman" w:hAnsi="Times New Roman" w:cs="Times New Roman"/>
+              </w:rPr>
+              <w:t>2</w:t>
+            </w:r>
+          </w:p>
+        </w:tc>
+        <w:tc>
+          <w:tcPr>
+            <w:tcW w:w="1558" w:type="dxa"/>
+            <w:tcBorders>
+              <w:top w:val="single" w:sz="4" w:space="0" w:color="auto"/>
+              <w:left w:val="single" w:sz="4" w:space="0" w:color="auto"/>
+              <w:bottom w:val="single" w:sz="4" w:space="0" w:color="auto"/>
+              <w:right w:val="single" w:sz="4" w:space="0" w:color="auto"/>
+            </w:tcBorders>
+          </w:tcPr>
+          <w:p>
+            <w:pPr>
+              <w:jc w:val="center"/>
+              <w:rPr>
+                <w:rFonts w:ascii="Times New Roman" w:hAnsi="Times New Roman" w:cs="Times New Roman"/>
+                <w:highlight w:val="yellow"/>
+              </w:rPr>
+            </w:pPr>
+            <w:r>
+              <w:rPr>
+                <w:rFonts w:ascii="Times New Roman" w:hAnsi="Times New Roman" w:cs="Times New Roman"/>
+                <w:highlight w:val="yellow"/>
+              </w:rPr>
+              <w:t>204</w:t>
+            </w:r>
+          </w:p>
+        </w:tc>
+        <w:tc>
+          <w:tcPr>
+            <w:tcW w:w="1557" w:type="dxa"/>
+            <w:tcBorders>
+              <w:top w:val="single" w:sz="4" w:space="0" w:color="auto"/>
+              <w:bottom w:val="single" w:sz="4" w:space="0" w:color="auto"/>
+              <w:right w:val="single" w:sz="4" w:space="0" w:color="auto"/>
+            </w:tcBorders>
+          </w:tcPr>
+          <w:p>
+            <w:pPr>
+              <w:jc w:val="center"/>
+              <w:rPr>
+                <w:rFonts w:ascii="Times New Roman" w:hAnsi="Times New Roman" w:cs="Times New Roman"/>
+                <w:highlight w:val="yellow"/>
+              </w:rPr>
+            </w:pPr>
+            <w:r>
+              <w:rPr>
+                <w:rFonts w:ascii="Times New Roman" w:hAnsi="Times New Roman" w:cs="Times New Roman"/>
+                <w:highlight w:val="yellow"/>
+              </w:rPr>
+              <w:t>57.4</w:t>
+            </w:r>
+          </w:p>
+        </w:tc>
+        <w:tc>
+          <w:tcPr>
+            <w:tcW w:w="1511" w:type="dxa"/>
+            <w:tcBorders>
+              <w:top w:val="single" w:sz="4" w:space="0" w:color="auto"/>
+              <w:bottom w:val="single" w:sz="4" w:space="0" w:color="auto"/>
+              <w:right w:val="single" w:sz="4" w:space="0" w:color="auto"/>
+            </w:tcBorders>
+          </w:tcPr>
+          <w:p>
+            <w:pPr>
+              <w:jc w:val="center"/>
+              <w:rPr>
+                <w:rFonts w:ascii="Times New Roman" w:hAnsi="Times New Roman" w:cs="Times New Roman"/>
+                <w:highlight w:val="yellow"/>
+              </w:rPr>
+            </w:pPr>
+            <w:r>
+              <w:rPr>
+                <w:rFonts w:ascii="Times New Roman" w:hAnsi="Times New Roman" w:cs="Times New Roman"/>
+                <w:highlight w:val="yellow"/>
+              </w:rPr>
+              <w:t>162</w:t>
+            </w:r>
+          </w:p>
+        </w:tc>
+        <w:tc>
+          <w:tcPr>
+            <w:tcW w:w="1600" w:type="dxa"/>
+            <w:tcBorders>
+              <w:top w:val="single" w:sz="4" w:space="0" w:color="auto"/>
+              <w:bottom w:val="single" w:sz="4" w:space="0" w:color="auto"/>
+              <w:right w:val="single" w:sz="4" w:space="0" w:color="auto"/>
+            </w:tcBorders>
+          </w:tcPr>
+          <w:p>
+            <w:pPr>
+              <w:jc w:val="center"/>
+              <w:rPr>
+                <w:rFonts w:ascii="Times New Roman" w:hAnsi="Times New Roman" w:cs="Times New Roman"/>
+                <w:highlight w:val="yellow"/>
+              </w:rPr>
+            </w:pPr>
+            <w:r>
+              <w:rPr>
+                <w:rFonts w:ascii="Times New Roman" w:hAnsi="Times New Roman" w:cs="Times New Roman"/>
+                <w:highlight w:val="yellow"/>
+              </w:rPr>
+              <w:t>57.98</w:t>
+            </w:r>
+          </w:p>
+        </w:tc>
+      </w:tr>
+      <w:tr>
+        <w:tblPrEx>
+          <w:tblBorders>
+            <w:left w:val="none" w:sz="0" w:space="0" w:color="auto"/>
+            <w:bottom w:val="none" w:sz="0" w:space="0" w:color="auto"/>
+            <w:right w:val="none" w:sz="0" w:space="0" w:color="auto"/>
+            <w:insideH w:val="none" w:sz="0" w:space="0" w:color="auto"/>
+            <w:insideV w:val="none" w:sz="0" w:space="0" w:color="auto"/>
+          </w:tblBorders>
+        </w:tblPrEx>
+        <w:trPr>
+          <w:gridAfter w:val="1"/>
+          <w:wAfter w:w="9" w:type="dxa"/>
+          <w:trHeight w:val="100"/>
+        </w:trPr>
+        <w:tc>
+          <w:tcPr>
+            <w:tcW w:w="3115" w:type="dxa"/>
+            <w:tcBorders>
+              <w:top w:val="single" w:sz="4" w:space="0" w:color="auto"/>
+              <w:left w:val="single" w:sz="4" w:space="0" w:color="auto"/>
+              <w:bottom w:val="single" w:sz="4" w:space="0" w:color="auto"/>
+              <w:right w:val="single" w:sz="4" w:space="0" w:color="auto"/>
+            </w:tcBorders>
+          </w:tcPr>
+          <w:p>
+            <w:pPr>
+              <w:jc w:val="right"/>
+              <w:rPr>
+                <w:rFonts w:ascii="Times New Roman" w:hAnsi="Times New Roman" w:cs="Times New Roman"/>
+              </w:rPr>
+            </w:pPr>
+            <w:r>
+              <w:rPr>
+                <w:rFonts w:ascii="Times New Roman" w:hAnsi="Times New Roman" w:cs="Times New Roman"/>
+              </w:rPr>
+              <w:t>3</w:t>
+            </w:r>
+          </w:p>
+        </w:tc>
+        <w:tc>
+          <w:tcPr>
+            <w:tcW w:w="1558" w:type="dxa"/>
+            <w:tcBorders>
+              <w:top w:val="single" w:sz="4" w:space="0" w:color="auto"/>
+              <w:left w:val="single" w:sz="4" w:space="0" w:color="auto"/>
+              <w:bottom w:val="single" w:sz="4" w:space="0" w:color="auto"/>
+              <w:right w:val="single" w:sz="4" w:space="0" w:color="auto"/>
+            </w:tcBorders>
+          </w:tcPr>
+          <w:p>
+            <w:pPr>
+              <w:jc w:val="center"/>
+              <w:rPr>
+                <w:rFonts w:ascii="Times New Roman" w:hAnsi="Times New Roman" w:cs="Times New Roman"/>
+                <w:highlight w:val="yellow"/>
+              </w:rPr>
+            </w:pPr>
+            <w:r>
+              <w:rPr>
+                <w:rFonts w:ascii="Times New Roman" w:hAnsi="Times New Roman" w:cs="Times New Roman"/>
+                <w:highlight w:val="yellow"/>
+              </w:rPr>
+              <w:t>272</w:t>
+            </w:r>
+          </w:p>
+        </w:tc>
+        <w:tc>
+          <w:tcPr>
+            <w:tcW w:w="1557" w:type="dxa"/>
+            <w:tcBorders>
+              <w:top w:val="single" w:sz="4" w:space="0" w:color="auto"/>
+              <w:bottom w:val="single" w:sz="4" w:space="0" w:color="auto"/>
+              <w:right w:val="single" w:sz="4" w:space="0" w:color="auto"/>
+            </w:tcBorders>
+          </w:tcPr>
+          <w:p>
+            <w:pPr>
+              <w:jc w:val="center"/>
+              <w:rPr>
+                <w:rFonts w:ascii="Times New Roman" w:hAnsi="Times New Roman" w:cs="Times New Roman"/>
+                <w:highlight w:val="yellow"/>
+              </w:rPr>
+            </w:pPr>
+            <w:r>
+              <w:rPr>
+                <w:rFonts w:ascii="Times New Roman" w:hAnsi="Times New Roman" w:cs="Times New Roman"/>
+                <w:highlight w:val="yellow"/>
+              </w:rPr>
+              <w:t>58.29</w:t>
+            </w:r>
+          </w:p>
+        </w:tc>
+        <w:tc>
+          <w:tcPr>
+            <w:tcW w:w="1511" w:type="dxa"/>
+            <w:tcBorders>
+              <w:top w:val="single" w:sz="4" w:space="0" w:color="auto"/>
+              <w:bottom w:val="single" w:sz="4" w:space="0" w:color="auto"/>
+              <w:right w:val="single" w:sz="4" w:space="0" w:color="auto"/>
+            </w:tcBorders>
+          </w:tcPr>
+          <w:p>
+            <w:pPr>
+              <w:jc w:val="center"/>
+              <w:rPr>
+                <w:rFonts w:ascii="Times New Roman" w:hAnsi="Times New Roman" w:cs="Times New Roman"/>
+                <w:highlight w:val="yellow"/>
+              </w:rPr>
+            </w:pPr>
+            <w:r>
+              <w:rPr>
+                <w:rFonts w:ascii="Times New Roman" w:hAnsi="Times New Roman" w:cs="Times New Roman"/>
+                <w:highlight w:val="yellow"/>
+              </w:rPr>
+              <w:t>216</w:t>
+            </w:r>
+          </w:p>
+        </w:tc>
+        <w:tc>
+          <w:tcPr>
+            <w:tcW w:w="1600" w:type="dxa"/>
+            <w:tcBorders>
+              <w:top w:val="single" w:sz="4" w:space="0" w:color="auto"/>
+              <w:bottom w:val="single" w:sz="4" w:space="0" w:color="auto"/>
+              <w:right w:val="single" w:sz="4" w:space="0" w:color="auto"/>
+            </w:tcBorders>
+          </w:tcPr>
+          <w:p>
+            <w:pPr>
+              <w:jc w:val="center"/>
+              <w:rPr>
+                <w:rFonts w:ascii="Times New Roman" w:hAnsi="Times New Roman" w:cs="Times New Roman"/>
+                <w:highlight w:val="yellow"/>
+              </w:rPr>
+            </w:pPr>
+            <w:r>
+              <w:rPr>
+                <w:rFonts w:ascii="Times New Roman" w:hAnsi="Times New Roman" w:cs="Times New Roman"/>
+                <w:highlight w:val="yellow"/>
+              </w:rPr>
+              <w:t>57.14</w:t>
+            </w:r>
+          </w:p>
+        </w:tc>
+      </w:tr>
+      <w:tr>
+        <w:tblPrEx>
+          <w:tblBorders>
+            <w:left w:val="none" w:sz="0" w:space="0" w:color="auto"/>
+            <w:bottom w:val="none" w:sz="0" w:space="0" w:color="auto"/>
+            <w:right w:val="none" w:sz="0" w:space="0" w:color="auto"/>
+            <w:insideH w:val="none" w:sz="0" w:space="0" w:color="auto"/>
+            <w:insideV w:val="none" w:sz="0" w:space="0" w:color="auto"/>
+          </w:tblBorders>
+        </w:tblPrEx>
+        <w:trPr>
+          <w:gridAfter w:val="1"/>
+          <w:wAfter w:w="9" w:type="dxa"/>
+          <w:trHeight w:val="100"/>
+        </w:trPr>
+        <w:tc>
+          <w:tcPr>
+            <w:tcW w:w="3115" w:type="dxa"/>
+            <w:tcBorders>
+              <w:top w:val="single" w:sz="4" w:space="0" w:color="auto"/>
+              <w:left w:val="single" w:sz="4" w:space="0" w:color="auto"/>
+              <w:bottom w:val="single" w:sz="4" w:space="0" w:color="auto"/>
+              <w:right w:val="single" w:sz="4" w:space="0" w:color="auto"/>
+            </w:tcBorders>
+          </w:tcPr>
+          <w:p>
+            <w:pPr>
+              <w:jc w:val="right"/>
+              <w:rPr>
+                <w:rFonts w:ascii="Times New Roman" w:hAnsi="Times New Roman" w:cs="Times New Roman"/>
+              </w:rPr>
+            </w:pPr>
+            <w:r>
+              <w:rPr>
+                <w:rFonts w:ascii="Times New Roman" w:hAnsi="Times New Roman" w:cs="Times New Roman"/>
+              </w:rPr>
+              <w:t>4</w:t>
+            </w:r>
+          </w:p>
+        </w:tc>
+        <w:tc>
+          <w:tcPr>
+            <w:tcW w:w="1558" w:type="dxa"/>
+            <w:tcBorders>
+              <w:top w:val="single" w:sz="4" w:space="0" w:color="auto"/>
+              <w:left w:val="single" w:sz="4" w:space="0" w:color="auto"/>
+              <w:bottom w:val="single" w:sz="4" w:space="0" w:color="auto"/>
+              <w:right w:val="single" w:sz="4" w:space="0" w:color="auto"/>
+            </w:tcBorders>
+          </w:tcPr>
+          <w:p>
+            <w:pPr>
+              <w:jc w:val="center"/>
+              <w:rPr>
+                <w:rFonts w:ascii="Times New Roman" w:hAnsi="Times New Roman" w:cs="Times New Roman"/>
+                <w:highlight w:val="yellow"/>
+              </w:rPr>
+            </w:pPr>
+            <w:r>
+              <w:rPr>
+                <w:rFonts w:ascii="Times New Roman" w:hAnsi="Times New Roman" w:cs="Times New Roman"/>
+                <w:highlight w:val="yellow"/>
+              </w:rPr>
+              <w:t>340</w:t>
+            </w:r>
+          </w:p>
+        </w:tc>
+        <w:tc>
+          <w:tcPr>
+            <w:tcW w:w="1557" w:type="dxa"/>
+            <w:tcBorders>
+              <w:top w:val="single" w:sz="4" w:space="0" w:color="auto"/>
+              <w:bottom w:val="single" w:sz="4" w:space="0" w:color="auto"/>
+              <w:right w:val="single" w:sz="4" w:space="0" w:color="auto"/>
+            </w:tcBorders>
+          </w:tcPr>
+          <w:p>
+            <w:pPr>
+              <w:jc w:val="center"/>
+              <w:rPr>
+                <w:rFonts w:ascii="Times New Roman" w:hAnsi="Times New Roman" w:cs="Times New Roman"/>
+                <w:highlight w:val="yellow"/>
+              </w:rPr>
+            </w:pPr>
+            <w:r>
+              <w:rPr>
+                <w:rFonts w:ascii="Times New Roman" w:hAnsi="Times New Roman" w:cs="Times New Roman"/>
+                <w:highlight w:val="yellow"/>
+              </w:rPr>
+              <w:t>59.27</w:t>
+            </w:r>
+          </w:p>
+        </w:tc>
+        <w:tc>
+          <w:tcPr>
+            <w:tcW w:w="1511" w:type="dxa"/>
+            <w:tcBorders>
+              <w:top w:val="single" w:sz="4" w:space="0" w:color="auto"/>
+              <w:bottom w:val="single" w:sz="4" w:space="0" w:color="auto"/>
+              <w:right w:val="single" w:sz="4" w:space="0" w:color="auto"/>
+            </w:tcBorders>
+          </w:tcPr>
+          <w:p>
+            <w:pPr>
+              <w:jc w:val="center"/>
+              <w:rPr>
+                <w:rFonts w:ascii="Times New Roman" w:hAnsi="Times New Roman" w:cs="Times New Roman"/>
+                <w:highlight w:val="yellow"/>
+              </w:rPr>
+            </w:pPr>
+            <w:r>
+              <w:rPr>
+                <w:rFonts w:ascii="Times New Roman" w:hAnsi="Times New Roman" w:cs="Times New Roman"/>
+                <w:highlight w:val="yellow"/>
+              </w:rPr>
+              <w:t>270</w:t>
+            </w:r>
+          </w:p>
+        </w:tc>
+        <w:tc>
+          <w:tcPr>
+            <w:tcW w:w="1600" w:type="dxa"/>
+            <w:tcBorders>
+              <w:top w:val="single" w:sz="4" w:space="0" w:color="auto"/>
+              <w:bottom w:val="single" w:sz="4" w:space="0" w:color="auto"/>
+              <w:right w:val="single" w:sz="4" w:space="0" w:color="auto"/>
+            </w:tcBorders>
+          </w:tcPr>
+          <w:p>
+            <w:pPr>
+              <w:jc w:val="center"/>
+              <w:rPr>
+                <w:rFonts w:ascii="Times New Roman" w:hAnsi="Times New Roman" w:cs="Times New Roman"/>
+                <w:highlight w:val="yellow"/>
+              </w:rPr>
+            </w:pPr>
+            <w:r>
+              <w:rPr>
+                <w:rFonts w:ascii="Times New Roman" w:hAnsi="Times New Roman" w:cs="Times New Roman"/>
+                <w:highlight w:val="yellow"/>
+              </w:rPr>
+              <w:t>56.73</w:t>
+            </w:r>
+          </w:p>
+        </w:tc>
+      </w:tr>
+    </w:tbl>
+    <w:p>
+      <w:pPr>
+        <w:rPr>
+          <w:rFonts w:ascii="Times New Roman" w:hAnsi="Times New Roman" w:cs="Times New Roman"/>
+        </w:rPr>
+      </w:pPr>
+      <w:r>
+        <w:rPr>
+          <w:rFonts w:ascii="Times New Roman" w:hAnsi="Times New Roman" w:cs="Times New Roman"/>
+        </w:rPr>
+        <w:br w:type="page"/>
+      </w:r>
+    </w:p>
+    <w:p>
+      <w:pPr>
+        <w:rPr>
+          <w:rFonts w:ascii="Times New Roman" w:hAnsi="Times New Roman" w:cs="Times New Roman"/>
+        </w:rPr>
+      </w:pPr>
+    </w:p>
+    <w:p>
+      <w:pPr>
+        <w:pStyle w:val="ListParagraph"/>
+        <w:numPr>
+          <w:ilvl w:val="1"/>
+          <w:numId w:val="5"/>
+        </w:numPr>
+        <w:rPr>
+          <w:rFonts w:ascii="Times New Roman" w:hAnsi="Times New Roman" w:cs="Times New Roman"/>
+        </w:rPr>
+      </w:pPr>
+      <w:r>
+        <w:rPr>
+          <w:rFonts w:ascii="Times New Roman" w:hAnsi="Times New Roman" w:cs="Times New Roman"/>
+        </w:rPr>
+        <w:t>Now suppose these two pseudo-units were each operating independently in CAISO.</w:t>
+      </w:r>
+      <w:r>
+        <w:rPr>
+          <w:rFonts w:ascii="Times New Roman" w:hAnsi="Times New Roman" w:cs="Times New Roman"/>
+        </w:rPr>
+        <w:t xml:space="preserve"> </w:t>
+      </w:r>
+      <w:r>
+        <w:rPr>
+          <w:rFonts w:ascii="Times New Roman" w:hAnsi="Times New Roman" w:cs="Times New Roman"/>
+        </w:rPr>
+        <w:t>For the same operating period as in Task 2 (March 21-27, 2022), determine an operating</w:t>
+      </w:r>
+      <w:r>
+        <w:rPr>
+          <w:rFonts w:ascii="Times New Roman" w:hAnsi="Times New Roman" w:cs="Times New Roman"/>
+        </w:rPr>
+        <w:t xml:space="preserve"> </w:t>
+      </w:r>
+      <w:r>
+        <w:rPr>
+          <w:rFonts w:ascii="Times New Roman" w:hAnsi="Times New Roman" w:cs="Times New Roman"/>
+        </w:rPr>
+        <w:t>plan for each pseudo-unit that maximizes the pseudo-unit’s total revenues minus total</w:t>
+      </w:r>
+      <w:r>
+        <w:rPr>
+          <w:rFonts w:ascii="Times New Roman" w:hAnsi="Times New Roman" w:cs="Times New Roman"/>
+        </w:rPr>
+        <w:t xml:space="preserve"> </w:t>
+      </w:r>
+      <w:r>
+        <w:rPr>
+          <w:rFonts w:ascii="Times New Roman" w:hAnsi="Times New Roman" w:cs="Times New Roman"/>
+        </w:rPr>
+        <w:t>costs.</w:t>
+      </w:r>
+    </w:p>
+    <w:p>
+      <w:pPr>
+        <w:pStyle w:val="ListParagraph"/>
+        <w:numPr>
+          <w:ilvl w:val="2"/>
+          <w:numId w:val="5"/>
+        </w:numPr>
+        <w:rPr>
+          <w:rFonts w:ascii="Times New Roman" w:hAnsi="Times New Roman" w:cs="Times New Roman"/>
+        </w:rPr>
+      </w:pPr>
+      <w:r>
+        <w:rPr>
+          <w:rFonts w:ascii="Times New Roman" w:hAnsi="Times New Roman" w:cs="Times New Roman"/>
+        </w:rPr>
+        <w:t>Specify your formulation, in words and mathematically. Specify decision variables,</w:t>
+      </w:r>
+      <w:r>
+        <w:rPr>
+          <w:rFonts w:ascii="Times New Roman" w:hAnsi="Times New Roman" w:cs="Times New Roman"/>
+        </w:rPr>
+        <w:t xml:space="preserve"> </w:t>
+      </w:r>
+      <w:r>
+        <w:rPr>
+          <w:rFonts w:ascii="Times New Roman" w:hAnsi="Times New Roman" w:cs="Times New Roman"/>
+        </w:rPr>
+        <w:t>objective, constraints, and assumptions.</w:t>
+      </w:r>
+    </w:p>
+    <w:p>
+      <w:pPr>
+        <w:ind w:left="1440" w:firstLine="720"/>
+        <w:rPr>
+          <w:rFonts w:ascii="Times New Roman" w:hAnsi="Times New Roman" w:cs="Times New Roman"/>
+        </w:rPr>
+      </w:pPr>
+      <w:r>
+        <w:rPr>
+          <w:rFonts w:ascii="Times New Roman" w:hAnsi="Times New Roman" w:cs="Times New Roman"/>
+        </w:rPr>
+        <w:t xml:space="preserve">Hours: t </w:t>
+      </w:r>
+      <w:r>
+        <w:sym w:font="Symbol" w:char="F0CE"/>
+      </w:r>
+      <w:r>
+        <w:rPr>
+          <w:rFonts w:ascii="Times New Roman" w:hAnsi="Times New Roman" w:cs="Times New Roman"/>
+        </w:rPr>
+        <w:t xml:space="preserve"> T = {1, …, 168} </w:t>
+      </w:r>
+    </w:p>
+    <w:p>
+      <w:pPr>
+        <w:ind w:left="1440" w:firstLine="720"/>
+      </w:pPr>
+      <w:r>
+        <w:rPr>
+          <w:rFonts w:ascii="Times New Roman" w:hAnsi="Times New Roman" w:cs="Times New Roman"/>
+          <w:lang w:val="en-US"/>
+        </w:rPr>
+        <w:t>Pseudo-units</w:t>
+      </w:r>
+      <w:r>
+        <w:rPr>
+          <w:rFonts w:ascii="Times New Roman" w:hAnsi="Times New Roman" w:cs="Times New Roman"/>
+          <w:lang w:val="en-US"/>
+        </w:rPr>
+        <w:t xml:space="preserve">: </w:t>
+      </w:r>
+      <w:proofErr w:type="spellStart"/>
+      <w:r>
+        <w:rPr>
+          <w:rFonts w:ascii="Times New Roman" w:hAnsi="Times New Roman" w:cs="Times New Roman"/>
+          <w:lang w:val="en-US"/>
+        </w:rPr>
+        <w:t>i</w:t>
+      </w:r>
+      <w:proofErr w:type="spellEnd"/>
+      <w:r>
+        <w:rPr>
+          <w:rFonts w:ascii="Times New Roman" w:hAnsi="Times New Roman" w:cs="Times New Roman"/>
+          <w:lang w:val="en-US"/>
+        </w:rPr>
+        <w:t xml:space="preserve"> </w:t>
+      </w:r>
+      <w:r>
+        <w:rPr>
+          <w:rFonts w:ascii="Times New Roman" w:hAnsi="Times New Roman" w:cs="Times New Roman"/>
+        </w:rPr>
+        <w:sym w:font="Symbol" w:char="F0CE"/>
+      </w:r>
+      <w:r>
+        <w:rPr>
+          <w:rFonts w:ascii="Times New Roman" w:hAnsi="Times New Roman" w:cs="Times New Roman"/>
+        </w:rPr>
+        <w:t xml:space="preserve"> {1, 2}</w:t>
+      </w:r>
+      <w:r>
+        <w:t xml:space="preserve"> </w:t>
+      </w:r>
+    </w:p>
+    <w:p>
+      <w:pPr>
+        <w:ind w:left="2160"/>
+        <w:rPr>
+          <w:rFonts w:ascii="Times New Roman" w:hAnsi="Times New Roman" w:cs="Times New Roman"/>
+          <w:b/>
+          <w:bCs/>
+        </w:rPr>
+      </w:pPr>
+      <w:r>
+        <w:rPr>
+          <w:rFonts w:ascii="Times New Roman" w:hAnsi="Times New Roman" w:cs="Times New Roman"/>
+          <w:b/>
+          <w:bCs/>
+        </w:rPr>
+        <w:t>Decision Variables:</w:t>
+      </w:r>
+    </w:p>
+    <w:p>
+      <w:pPr>
+        <w:pStyle w:val="ListParagraph"/>
+        <w:numPr>
+          <w:ilvl w:val="0"/>
+          <w:numId w:val="12"/>
+        </w:numPr>
+        <w:rPr>
+          <w:rFonts w:ascii="Times New Roman" w:hAnsi="Times New Roman" w:cs="Times New Roman"/>
+        </w:rPr>
+      </w:pPr>
+      <w:r>
+        <w:rPr>
+          <w:rFonts w:ascii="Times New Roman" w:hAnsi="Times New Roman" w:cs="Times New Roman"/>
+        </w:rPr>
+        <w:t>ui</w:t>
+      </w:r>
+      <w:r>
+        <w:rPr>
+          <w:rFonts w:ascii="Times New Roman" w:hAnsi="Times New Roman" w:cs="Times New Roman"/>
+        </w:rPr>
+        <w:t xml:space="preserve">,t </w:t>
+      </w:r>
+      <w:r>
+        <w:sym w:font="Symbol" w:char="F0CE"/>
+      </w:r>
+      <w:r>
+        <w:rPr>
+          <w:rFonts w:ascii="Times New Roman" w:hAnsi="Times New Roman" w:cs="Times New Roman"/>
+        </w:rPr>
+        <w:t xml:space="preserve"> {0, 1}: </w:t>
+      </w:r>
+      <w:r>
+        <w:rPr>
+          <w:rFonts w:ascii="Times New Roman" w:hAnsi="Times New Roman" w:cs="Times New Roman"/>
+        </w:rPr>
+        <w:t>on/off status</w:t>
+      </w:r>
+    </w:p>
+    <w:p>
+      <w:pPr>
+        <w:pStyle w:val="ListParagraph"/>
+        <w:numPr>
+          <w:ilvl w:val="0"/>
+          <w:numId w:val="12"/>
+        </w:numPr>
+        <w:rPr>
+          <w:rFonts w:ascii="Times New Roman" w:hAnsi="Times New Roman" w:cs="Times New Roman"/>
+        </w:rPr>
+      </w:pPr>
+      <w:r>
+        <w:rPr>
+          <w:rFonts w:ascii="Times New Roman" w:hAnsi="Times New Roman" w:cs="Times New Roman"/>
+        </w:rPr>
+        <w:t>yi</w:t>
+      </w:r>
+      <w:r>
+        <w:rPr>
+          <w:rFonts w:ascii="Times New Roman" w:hAnsi="Times New Roman" w:cs="Times New Roman"/>
+        </w:rPr>
+        <w:t xml:space="preserve">,t </w:t>
+      </w:r>
+      <w:r>
+        <w:sym w:font="Symbol" w:char="F0CE"/>
+      </w:r>
+      <w:r>
+        <w:rPr>
+          <w:rFonts w:ascii="Times New Roman" w:hAnsi="Times New Roman" w:cs="Times New Roman"/>
+        </w:rPr>
+        <w:t xml:space="preserve"> {0, 1}: </w:t>
+      </w:r>
+      <w:r>
+        <w:rPr>
+          <w:rFonts w:ascii="Times New Roman" w:hAnsi="Times New Roman" w:cs="Times New Roman"/>
+        </w:rPr>
+        <w:t>startup indicator</w:t>
+      </w:r>
+    </w:p>
+    <w:p>
+      <w:pPr>
+        <w:pStyle w:val="ListParagraph"/>
+        <w:numPr>
+          <w:ilvl w:val="0"/>
+          <w:numId w:val="12"/>
+        </w:numPr>
+        <w:rPr>
+          <w:rFonts w:ascii="Times New Roman" w:hAnsi="Times New Roman" w:cs="Times New Roman"/>
+        </w:rPr>
+      </w:pPr>
+      <w:r>
+        <w:rPr>
+          <w:rFonts w:ascii="Times New Roman" w:hAnsi="Times New Roman" w:cs="Times New Roman"/>
+        </w:rPr>
+        <w:t>pi,</w:t>
+      </w:r>
+      <w:r>
+        <w:rPr>
+          <w:rFonts w:ascii="Times New Roman" w:hAnsi="Times New Roman" w:cs="Times New Roman"/>
+        </w:rPr>
+        <w:t>t</w:t>
+      </w:r>
+      <w:r>
+        <w:rPr>
+          <w:rFonts w:ascii="Times New Roman" w:hAnsi="Times New Roman" w:cs="Times New Roman"/>
+        </w:rPr>
+        <w:t xml:space="preserve"> &gt;= 0</w:t>
+      </w:r>
+      <w:r>
+        <w:rPr>
+          <w:rFonts w:ascii="Times New Roman" w:hAnsi="Times New Roman" w:cs="Times New Roman"/>
+        </w:rPr>
+        <w:t xml:space="preserve">: </w:t>
+      </w:r>
+      <w:r>
+        <w:rPr>
+          <w:rFonts w:ascii="Times New Roman" w:hAnsi="Times New Roman" w:cs="Times New Roman"/>
+        </w:rPr>
+        <w:t>MW generation</w:t>
+      </w:r>
+    </w:p>
+    <w:p>
+      <w:pPr>
+        <w:ind w:left="2160"/>
+        <w:rPr>
+          <w:rFonts w:ascii="Times New Roman" w:hAnsi="Times New Roman" w:cs="Times New Roman"/>
+          <w:b/>
+          <w:bCs/>
+        </w:rPr>
+      </w:pPr>
+      <w:r>
+        <w:rPr>
+          <w:rFonts w:ascii="Times New Roman" w:hAnsi="Times New Roman" w:cs="Times New Roman"/>
+          <w:b/>
+          <w:bCs/>
+        </w:rPr>
+        <w:t xml:space="preserve">Objective: </w:t>
+      </w:r>
+    </w:p>
+    <w:p>
+      <w:pPr>
+        <w:ind w:left="2160"/>
+        <w:rPr>
+          <w:rFonts w:ascii="Times New Roman" w:hAnsi="Times New Roman" w:cs="Times New Roman"/>
+        </w:rPr>
+      </w:pPr>
+      <w:r>
+        <w:rPr>
+          <w:rFonts w:ascii="Times New Roman" w:hAnsi="Times New Roman" w:cs="Times New Roman"/>
+          <w:noProof/>
+        </w:rPr>
+        <w:drawing>
+          <wp:inline distT="0" distB="0" distL="0" distR="0" wp14:anchorId="2842C893" wp14:editId="61B98900">
+            <wp:extent cx="5297549" cy="453914"/>
+            <wp:effectExtent l="0" t="0" r="0" b="3810"/>
+            <wp:docPr id="645321424" name="Picture 1"/>
+            <wp:cNvGraphicFramePr>
+              <a:graphicFrameLocks xmlns:a="http://schemas.openxmlformats.org/drawingml/2006/main" noChangeAspect="1"/>
+            </wp:cNvGraphicFramePr>
+            <a:graphic xmlns:a="http://schemas.openxmlformats.org/drawingml/2006/main">
+              <a:graphicData uri="http://schemas.openxmlformats.org/drawingml/2006/picture">
+                <pic:pic xmlns:pic="http://schemas.openxmlformats.org/drawingml/2006/picture">
+                  <pic:nvPicPr>
+                    <pic:cNvPr id="645321424" name="Picture 645321424"/>
+                    <pic:cNvPicPr/>
+                  </pic:nvPicPr>
+                  <pic:blipFill>
+                    <a:blip r:embed="rId16" cstate="print">
+                      <a:extLst>
+                        <a:ext uri="{28A0092B-C50C-407E-A947-70E740481C1C}">
+                          <a14:useLocalDpi xmlns:a14="http://schemas.microsoft.com/office/drawing/2010/main" val="0"/>
+                        </a:ext>
+                      </a:extLst>
+                    </a:blip>
+                    <a:stretch>
+                      <a:fillRect/>
+                    </a:stretch>
+                  </pic:blipFill>
+                  <pic:spPr>
+                    <a:xfrm>
+                      <a:off x="0" y="0"/>
+                      <a:ext cx="5580601" cy="478167"/>
+                    </a:xfrm>
+                    <a:prstGeom prst="rect">
+                      <a:avLst/>
+                    </a:prstGeom>
+                  </pic:spPr>
+                </pic:pic>
+              </a:graphicData>
+            </a:graphic>
+          </wp:inline>
+        </w:drawing>
+      </w:r>
+      <w:r>
+        <w:rPr>
+          <w:rFonts w:ascii="Times New Roman" w:hAnsi="Times New Roman" w:cs="Times New Roman"/>
+        </w:rPr>
+        <w:t>Revenue = electricity price × generation</w:t>
+      </w:r>
+    </w:p>
+    <w:p>
+      <w:pPr>
+        <w:ind w:left="2160"/>
+        <w:rPr>
+          <w:rFonts w:ascii="Times New Roman" w:hAnsi="Times New Roman" w:cs="Times New Roman"/>
+        </w:rPr>
+      </w:pPr>
+      <w:r>
+        <w:rPr>
+          <w:rFonts w:ascii="Times New Roman" w:hAnsi="Times New Roman" w:cs="Times New Roman"/>
+        </w:rPr>
+        <w:t>Fuel cost = gas price × heat rate × output</w:t>
+      </w:r>
+    </w:p>
+    <w:p>
+      <w:pPr>
+        <w:ind w:left="2160"/>
+        <w:rPr>
+          <w:rFonts w:ascii="Times New Roman" w:hAnsi="Times New Roman" w:cs="Times New Roman"/>
+        </w:rPr>
+      </w:pPr>
+      <w:r>
+        <w:rPr>
+          <w:rFonts w:ascii="Times New Roman" w:hAnsi="Times New Roman" w:cs="Times New Roman"/>
+        </w:rPr>
+        <w:t>ML cost = “no-load cost”</w:t>
+      </w:r>
+    </w:p>
+    <w:p>
+      <w:pPr>
+        <w:ind w:left="2160"/>
+        <w:rPr>
+          <w:rFonts w:ascii="Times New Roman" w:hAnsi="Times New Roman" w:cs="Times New Roman"/>
+        </w:rPr>
+      </w:pPr>
+      <w:r>
+        <w:rPr>
+          <w:rFonts w:ascii="Times New Roman" w:hAnsi="Times New Roman" w:cs="Times New Roman"/>
+        </w:rPr>
+        <w:t>SU cost = startup cost</w:t>
+      </w:r>
+    </w:p>
+    <w:p>
+      <w:pPr>
+        <w:ind w:left="2160"/>
+        <w:rPr>
+          <w:rFonts w:ascii="Times New Roman" w:hAnsi="Times New Roman" w:cs="Times New Roman"/>
+          <w:b/>
+          <w:bCs/>
+        </w:rPr>
+      </w:pPr>
+      <w:r>
+        <w:rPr>
+          <w:rFonts w:ascii="Times New Roman" w:hAnsi="Times New Roman" w:cs="Times New Roman"/>
+          <w:b/>
+          <w:bCs/>
+        </w:rPr>
+        <w:t>Contraints:</w:t>
+      </w:r>
+    </w:p>
+    <w:p>
+      <w:pPr>
+        <w:pStyle w:val="ListParagraph"/>
+        <w:numPr>
+          <w:ilvl w:val="3"/>
+          <w:numId w:val="5"/>
+        </w:numPr>
+        <w:rPr>
+          <w:rFonts w:ascii="Times New Roman" w:hAnsi="Times New Roman" w:cs="Times New Roman"/>
+        </w:rPr>
+      </w:pPr>
+      <w:r>
+        <w:rPr>
+          <w:rFonts w:ascii="Times New Roman" w:hAnsi="Times New Roman" w:cs="Times New Roman"/>
+        </w:rPr>
+        <w:t>At each hour, each pseudo-unit can only produce power if it is ON. When it is ON, it must operate between its minimum and maximum capacity.</w:t>
+      </w:r>
+    </w:p>
+    <w:p>
+      <w:pPr>
+        <w:pStyle w:val="ListParagraph"/>
+        <w:numPr>
+          <w:ilvl w:val="3"/>
+          <w:numId w:val="5"/>
+        </w:numPr>
+        <w:rPr>
+          <w:rFonts w:ascii="Times New Roman" w:hAnsi="Times New Roman" w:cs="Times New Roman"/>
+        </w:rPr>
+      </w:pPr>
+      <w:r>
+        <w:rPr>
+          <w:rFonts w:ascii="Times New Roman" w:hAnsi="Times New Roman" w:cs="Times New Roman"/>
+        </w:rPr>
+        <w:t>A startup occurs when a unit transitions from OFF in the previous hour to ON in the current hour.</w:t>
+      </w:r>
+    </w:p>
+    <w:p>
+      <w:pPr>
+        <w:pStyle w:val="ListParagraph"/>
+        <w:numPr>
+          <w:ilvl w:val="3"/>
+          <w:numId w:val="5"/>
+        </w:numPr>
+        <w:rPr>
+          <w:rFonts w:ascii="Times New Roman" w:hAnsi="Times New Roman" w:cs="Times New Roman"/>
+        </w:rPr>
+      </w:pPr>
+      <w:r>
+        <w:rPr>
+          <w:rFonts w:ascii="Times New Roman" w:hAnsi="Times New Roman" w:cs="Times New Roman"/>
+        </w:rPr>
+        <w:t>A unit cannot change its generation too quickly between consecutive hours.</w:t>
+      </w:r>
+    </w:p>
+    <w:p>
+      <w:pPr>
+        <w:pStyle w:val="ListParagraph"/>
+        <w:numPr>
+          <w:ilvl w:val="3"/>
+          <w:numId w:val="5"/>
+        </w:numPr>
+        <w:rPr>
+          <w:rFonts w:ascii="Times New Roman" w:hAnsi="Times New Roman" w:cs="Times New Roman"/>
+        </w:rPr>
+      </w:pPr>
+      <w:r>
+        <w:rPr>
+          <w:rFonts w:ascii="Times New Roman" w:hAnsi="Times New Roman" w:cs="Times New Roman"/>
+        </w:rPr>
+        <w:t>Once a unit is turned ON, it must stay ON for a minimum number of hours.</w:t>
+      </w:r>
+    </w:p>
+    <w:p>
+      <w:pPr>
+        <w:pStyle w:val="ListParagraph"/>
+        <w:numPr>
+          <w:ilvl w:val="3"/>
+          <w:numId w:val="5"/>
+        </w:numPr>
+        <w:rPr>
+          <w:rFonts w:ascii="Times New Roman" w:hAnsi="Times New Roman" w:cs="Times New Roman"/>
+        </w:rPr>
+      </w:pPr>
+      <w:r>
+        <w:rPr>
+          <w:rFonts w:ascii="Times New Roman" w:hAnsi="Times New Roman" w:cs="Times New Roman"/>
+        </w:rPr>
+        <w:t>Once a unit is turned OFF, it must stay OFF for a minimum number of hours.</w:t>
+      </w:r>
+    </w:p>
+    <w:p>
+      <w:pPr>
+        <w:pStyle w:val="ListParagraph"/>
+        <w:numPr>
+          <w:ilvl w:val="3"/>
+          <w:numId w:val="5"/>
+        </w:numPr>
+        <w:rPr>
+          <w:rFonts w:ascii="Times New Roman" w:hAnsi="Times New Roman" w:cs="Times New Roman"/>
+        </w:rPr>
+      </w:pPr>
+      <w:r>
+        <w:rPr>
+          <w:rFonts w:ascii="Times New Roman" w:hAnsi="Times New Roman" w:cs="Times New Roman"/>
+        </w:rPr>
+        <w:t>Generation must be ≥ 0</w:t>
+      </w:r>
+    </w:p>
+    <w:p>
+      <w:pPr>
+        <w:pStyle w:val="ListParagraph"/>
+        <w:numPr>
+          <w:ilvl w:val="3"/>
+          <w:numId w:val="5"/>
+        </w:numPr>
+        <w:rPr>
+          <w:rFonts w:ascii="Times New Roman" w:hAnsi="Times New Roman" w:cs="Times New Roman"/>
+        </w:rPr>
+      </w:pPr>
+      <w:r>
+        <w:rPr>
+          <w:rFonts w:ascii="Times New Roman" w:hAnsi="Times New Roman" w:cs="Times New Roman"/>
+        </w:rPr>
+        <w:t>On/off and startup variables must be binary</w:t>
+      </w:r>
+    </w:p>
+    <w:p>
+      <w:pPr>
+        <w:rPr>
+          <w:rFonts w:ascii="Times New Roman" w:hAnsi="Times New Roman" w:cs="Times New Roman"/>
+          <w:b/>
+          <w:bCs/>
+        </w:rPr>
+      </w:pPr>
+      <w:r>
+        <w:rPr>
+          <w:rFonts w:ascii="Times New Roman" w:hAnsi="Times New Roman" w:cs="Times New Roman"/>
+          <w:b/>
+          <w:bCs/>
+        </w:rPr>
+        <w:lastRenderedPageBreak/>
+        <w:tab/>
+      </w:r>
+      <w:r>
+        <w:rPr>
+          <w:rFonts w:ascii="Times New Roman" w:hAnsi="Times New Roman" w:cs="Times New Roman"/>
+          <w:b/>
+          <w:bCs/>
+        </w:rPr>
+        <w:tab/>
+      </w:r>
+      <w:r>
+        <w:rPr>
+          <w:rFonts w:ascii="Times New Roman" w:hAnsi="Times New Roman" w:cs="Times New Roman"/>
+          <w:b/>
+          <w:bCs/>
+        </w:rPr>
+        <w:tab/>
+      </w:r>
+    </w:p>
+    <w:p>
+      <w:pPr>
+        <w:ind w:left="2160"/>
+        <w:rPr>
+          <w:rFonts w:ascii="Times New Roman" w:hAnsi="Times New Roman" w:cs="Times New Roman" w:hint="eastAsia"/>
+        </w:rPr>
+      </w:pPr>
+    </w:p>
+    <w:p>
+      <w:pPr>
+        <w:pStyle w:val="ListParagraph"/>
+        <w:numPr>
+          <w:ilvl w:val="2"/>
+          <w:numId w:val="5"/>
+        </w:numPr>
+        <w:rPr>
+          <w:rFonts w:ascii="Times New Roman" w:hAnsi="Times New Roman" w:cs="Times New Roman"/>
+        </w:rPr>
+      </w:pPr>
+      <w:r>
+        <w:rPr>
+          <w:rFonts w:ascii="Times New Roman" w:hAnsi="Times New Roman" w:cs="Times New Roman"/>
+        </w:rPr>
+        <w:t>Provide a link to the Python code you used to perform your optimization. (The link</w:t>
+      </w:r>
+      <w:r>
+        <w:rPr>
+          <w:rFonts w:ascii="Times New Roman" w:hAnsi="Times New Roman" w:cs="Times New Roman"/>
+        </w:rPr>
+        <w:t xml:space="preserve"> </w:t>
+      </w:r>
+      <w:r>
+        <w:rPr>
+          <w:rFonts w:ascii="Times New Roman" w:hAnsi="Times New Roman" w:cs="Times New Roman"/>
+        </w:rPr>
+        <w:t>may be the same as, or different from, the link you provided in Task 2.c.ii above.)</w:t>
+      </w:r>
+    </w:p>
+    <w:p>
+      <w:pPr>
+        <w:ind w:left="1440" w:firstLine="720"/>
+        <w:rPr>
+          <w:rFonts w:ascii="Times New Roman" w:hAnsi="Times New Roman" w:cs="Times New Roman"/>
+        </w:rPr>
+      </w:pPr>
+      <w:hyperlink r:id="rId17" w:history="1">
+        <w:r>
+          <w:rPr>
+            <w:rStyle w:val="Hyperlink"/>
+            <w:rFonts w:ascii="Times New Roman" w:hAnsi="Times New Roman" w:cs="Times New Roman"/>
+          </w:rPr>
+          <w:t>https://github.com/An-ChiLu/Energy-Plant-Optimization-Project</w:t>
+        </w:r>
+      </w:hyperlink>
+    </w:p>
+    <w:p>
+      <w:pPr>
+        <w:pStyle w:val="ListParagraph"/>
+        <w:numPr>
+          <w:ilvl w:val="2"/>
+          <w:numId w:val="5"/>
+        </w:numPr>
+        <w:rPr>
+          <w:rFonts w:ascii="Times New Roman" w:hAnsi="Times New Roman" w:cs="Times New Roman"/>
+        </w:rPr>
+      </w:pPr>
+      <w:r>
+        <w:rPr>
+          <w:rFonts w:ascii="Times New Roman" w:hAnsi="Times New Roman" w:cs="Times New Roman"/>
+        </w:rPr>
+        <w:t>In a CSV file named CCGT_PSEUDO in your repository, provide the following for each</w:t>
+      </w:r>
+      <w:r>
+        <w:rPr>
+          <w:rFonts w:ascii="Times New Roman" w:hAnsi="Times New Roman" w:cs="Times New Roman"/>
+        </w:rPr>
+        <w:t xml:space="preserve"> </w:t>
+      </w:r>
+      <w:r>
+        <w:rPr>
+          <w:rFonts w:ascii="Times New Roman" w:hAnsi="Times New Roman" w:cs="Times New Roman"/>
+        </w:rPr>
+        <w:t>hour in the 168-hour operating period:</w:t>
+      </w:r>
+      <w:r>
+        <w:rPr>
+          <w:rFonts w:ascii="Times New Roman" w:hAnsi="Times New Roman" w:cs="Times New Roman"/>
+        </w:rPr>
+        <w:t xml:space="preserve"> </w:t>
+      </w:r>
+      <w:r>
+        <w:rPr>
+          <w:rFonts w:ascii="Times New Roman" w:hAnsi="Times New Roman" w:cs="Times New Roman"/>
+        </w:rPr>
+        <w:t>OPERATING_DATE, HOUR_ENDING,</w:t>
+      </w:r>
+      <w:r>
+        <w:rPr>
+          <w:rFonts w:ascii="Times New Roman" w:hAnsi="Times New Roman" w:cs="Times New Roman"/>
+        </w:rPr>
+        <w:t xml:space="preserve"> </w:t>
+      </w:r>
+      <w:r>
+        <w:rPr>
+          <w:rFonts w:ascii="Times New Roman" w:hAnsi="Times New Roman" w:cs="Times New Roman"/>
+        </w:rPr>
+        <w:t>PRICE_ELECTRIC,</w:t>
+      </w:r>
+      <w:r>
+        <w:rPr>
+          <w:rFonts w:ascii="Times New Roman" w:hAnsi="Times New Roman" w:cs="Times New Roman"/>
+        </w:rPr>
+        <w:t xml:space="preserve"> </w:t>
+      </w:r>
+      <w:r>
+        <w:rPr>
+          <w:rFonts w:ascii="Times New Roman" w:hAnsi="Times New Roman" w:cs="Times New Roman"/>
+        </w:rPr>
+        <w:t>PRICE_GAS, MW_GENERATION_Unit1, MW_GENERATION_Unit2.</w:t>
+      </w:r>
+      <w:r>
+        <w:rPr>
+          <w:rFonts w:ascii="Times New Roman" w:hAnsi="Times New Roman" w:cs="Times New Roman"/>
+        </w:rPr>
+        <w:t xml:space="preserve"> </w:t>
+      </w:r>
+      <w:r>
+        <w:rPr>
+          <w:rFonts w:ascii="Times New Roman" w:hAnsi="Times New Roman" w:cs="Times New Roman"/>
+        </w:rPr>
+        <w:t>In your pdf write-up, display the first 12 hours of your CSV file and provide a link to</w:t>
+      </w:r>
+      <w:r>
+        <w:rPr>
+          <w:rFonts w:ascii="Times New Roman" w:hAnsi="Times New Roman" w:cs="Times New Roman"/>
+        </w:rPr>
+        <w:t xml:space="preserve"> </w:t>
+      </w:r>
+      <w:r>
+        <w:rPr>
+          <w:rFonts w:ascii="Times New Roman" w:hAnsi="Times New Roman" w:cs="Times New Roman"/>
+        </w:rPr>
+        <w:t>your CSV file.</w:t>
+      </w:r>
+    </w:p>
+    <w:p>
+      <w:pPr>
+        <w:ind w:left="1440" w:firstLine="720"/>
+        <w:rPr>
+          <w:rFonts w:ascii="Times New Roman" w:hAnsi="Times New Roman" w:cs="Times New Roman"/>
+        </w:rPr>
+      </w:pPr>
+      <w:hyperlink r:id="rId18" w:history="1">
+        <w:r>
+          <w:rPr>
+            <w:rStyle w:val="Hyperlink"/>
+            <w:rFonts w:ascii="Times New Roman" w:hAnsi="Times New Roman" w:cs="Times New Roman"/>
+          </w:rPr>
+          <w:t>https://github.com/An-ChiLu/Energy-Plant-Optimization-Project</w:t>
+        </w:r>
+      </w:hyperlink>
+    </w:p>
+    <w:p>
+      <w:pPr>
+        <w:ind w:left="1440" w:firstLine="720"/>
+        <w:rPr>
+          <w:rFonts w:ascii="Times New Roman" w:hAnsi="Times New Roman" w:cs="Times New Roman"/>
+        </w:rPr>
+      </w:pPr>
+      <w:r>
+        <w:rPr>
+          <w:rFonts w:ascii="Times New Roman" w:hAnsi="Times New Roman" w:cs="Times New Roman"/>
+          <w:noProof/>
+        </w:rPr>
+        <w:drawing>
+          <wp:inline distT="0" distB="0" distL="0" distR="0" wp14:anchorId="5865FD5A" wp14:editId="6F655E41">
+            <wp:extent cx="5266055" cy="1912884"/>
+            <wp:effectExtent l="0" t="0" r="4445" b="5080"/>
+            <wp:docPr id="1661479172" name="Picture 2"/>
+            <wp:cNvGraphicFramePr>
+              <a:graphicFrameLocks xmlns:a="http://schemas.openxmlformats.org/drawingml/2006/main" noChangeAspect="1"/>
+            </wp:cNvGraphicFramePr>
+            <a:graphic xmlns:a="http://schemas.openxmlformats.org/drawingml/2006/main">
+              <a:graphicData uri="http://schemas.openxmlformats.org/drawingml/2006/picture">
+                <pic:pic xmlns:pic="http://schemas.openxmlformats.org/drawingml/2006/picture">
+                  <pic:nvPicPr>
+                    <pic:cNvPr id="1661479172" name="Picture 1661479172"/>
+                    <pic:cNvPicPr/>
+                  </pic:nvPicPr>
+                  <pic:blipFill>
+                    <a:blip r:embed="rId19" cstate="print">
+                      <a:extLst>
+                        <a:ext uri="{28A0092B-C50C-407E-A947-70E740481C1C}">
+                          <a14:useLocalDpi xmlns:a14="http://schemas.microsoft.com/office/drawing/2010/main" val="0"/>
+                        </a:ext>
+                      </a:extLst>
+                    </a:blip>
+                    <a:stretch>
+                      <a:fillRect/>
+                    </a:stretch>
+                  </pic:blipFill>
+                  <pic:spPr>
+                    <a:xfrm>
+                      <a:off x="0" y="0"/>
+                      <a:ext cx="5291584" cy="1922157"/>
+                    </a:xfrm>
+                    <a:prstGeom prst="rect">
+                      <a:avLst/>
+                    </a:prstGeom>
+                  </pic:spPr>
+                </pic:pic>
+              </a:graphicData>
+            </a:graphic>
+          </wp:inline>
+        </w:drawing>
+      </w:r>
+    </w:p>
+    <w:p>
+      <w:pPr>
+        <w:pStyle w:val="ListParagraph"/>
+        <w:numPr>
+          <w:ilvl w:val="2"/>
+          <w:numId w:val="5"/>
+        </w:numPr>
+        <w:rPr>
+          <w:rFonts w:ascii="Times New Roman" w:hAnsi="Times New Roman" w:cs="Times New Roman"/>
+        </w:rPr>
+      </w:pPr>
+      <w:r>
+        <w:rPr>
+          <w:rFonts w:ascii="Times New Roman" w:hAnsi="Times New Roman" w:cs="Times New Roman"/>
+        </w:rPr>
+        <w:t>Display a plot of MW vs. time for the operating period.</w:t>
+      </w:r>
+    </w:p>
+    <w:p>
+      <w:pPr>
+        <w:ind w:left="2160"/>
+        <w:rPr>
+          <w:rFonts w:ascii="Times New Roman" w:hAnsi="Times New Roman" w:cs="Times New Roman"/>
+        </w:rPr>
+      </w:pPr>
+      <w:r>
+        <w:rPr>
+          <w:rFonts w:ascii="Times New Roman" w:hAnsi="Times New Roman" w:cs="Times New Roman"/>
+          <w:noProof/>
+        </w:rPr>
+        <w:drawing>
+          <wp:inline distT="0" distB="0" distL="0" distR="0" wp14:anchorId="7D5745CF" wp14:editId="10785FB8">
+            <wp:extent cx="5209822" cy="2145712"/>
+            <wp:effectExtent l="0" t="0" r="0" b="635"/>
+            <wp:docPr id="706725184" name="Picture 4"/>
+            <wp:cNvGraphicFramePr>
+              <a:graphicFrameLocks xmlns:a="http://schemas.openxmlformats.org/drawingml/2006/main" noChangeAspect="1"/>
+            </wp:cNvGraphicFramePr>
+            <a:graphic xmlns:a="http://schemas.openxmlformats.org/drawingml/2006/main">
+              <a:graphicData uri="http://schemas.openxmlformats.org/drawingml/2006/picture">
+                <pic:pic xmlns:pic="http://schemas.openxmlformats.org/drawingml/2006/picture">
+                  <pic:nvPicPr>
+                    <pic:cNvPr id="706725184" name="Picture 706725184"/>
+                    <pic:cNvPicPr/>
+                  </pic:nvPicPr>
+                  <pic:blipFill>
+                    <a:blip r:embed="rId20" cstate="print">
+                      <a:extLst>
+                        <a:ext uri="{28A0092B-C50C-407E-A947-70E740481C1C}">
+                          <a14:useLocalDpi xmlns:a14="http://schemas.microsoft.com/office/drawing/2010/main" val="0"/>
+                        </a:ext>
+                      </a:extLst>
+                    </a:blip>
+                    <a:stretch>
+                      <a:fillRect/>
+                    </a:stretch>
+                  </pic:blipFill>
+                  <pic:spPr>
+                    <a:xfrm>
+                      <a:off x="0" y="0"/>
+                      <a:ext cx="5224801" cy="2151881"/>
+                    </a:xfrm>
+                    <a:prstGeom prst="rect">
+                      <a:avLst/>
+                    </a:prstGeom>
+                  </pic:spPr>
+                </pic:pic>
+              </a:graphicData>
+            </a:graphic>
+          </wp:inline>
+        </w:drawing>
+      </w:r>
+    </w:p>
+    <w:p>
+      <w:pPr>
+        <w:pStyle w:val="ListParagraph"/>
+        <w:numPr>
+          <w:ilvl w:val="2"/>
+          <w:numId w:val="5"/>
+        </w:numPr>
+        <w:rPr>
+          <w:rFonts w:ascii="Times New Roman" w:hAnsi="Times New Roman" w:cs="Times New Roman"/>
+        </w:rPr>
+      </w:pPr>
+      <w:r>
+        <w:rPr>
+          <w:rFonts w:ascii="Times New Roman" w:hAnsi="Times New Roman" w:cs="Times New Roman"/>
+        </w:rPr>
+        <w:lastRenderedPageBreak/>
+        <w:t>For the operating period, provide the following for each pseudo-unit: Gross Margin</w:t>
+      </w:r>
+      <w:r>
+        <w:rPr>
+          <w:rFonts w:ascii="Times New Roman" w:hAnsi="Times New Roman" w:cs="Times New Roman"/>
+        </w:rPr>
+        <w:t xml:space="preserve"> </w:t>
+      </w:r>
+      <w:r>
+        <w:rPr>
+          <w:rFonts w:ascii="Times New Roman" w:hAnsi="Times New Roman" w:cs="Times New Roman"/>
+        </w:rPr>
+        <w:t>(in $/kW), Capacity Factor (%), Total Revenue ($), Total Costs ($), Fuel Costs ($), and</w:t>
+      </w:r>
+      <w:r>
+        <w:rPr>
+          <w:rFonts w:ascii="Times New Roman" w:hAnsi="Times New Roman" w:cs="Times New Roman"/>
+        </w:rPr>
+        <w:t xml:space="preserve"> </w:t>
+      </w:r>
+      <w:r>
+        <w:rPr>
+          <w:rFonts w:ascii="Times New Roman" w:hAnsi="Times New Roman" w:cs="Times New Roman"/>
+        </w:rPr>
+        <w:t>Number of Starts.</w:t>
+      </w:r>
+    </w:p>
+    <w:p>
+      <w:pPr>
+        <w:ind w:left="2160"/>
+        <w:rPr>
+          <w:rFonts w:ascii="Times New Roman" w:hAnsi="Times New Roman" w:cs="Times New Roman"/>
+        </w:rPr>
+      </w:pPr>
+      <w:r>
+        <w:rPr>
+          <w:rFonts w:ascii="Times New Roman" w:hAnsi="Times New Roman" w:cs="Times New Roman"/>
+          <w:noProof/>
+        </w:rPr>
+        <w:drawing>
+          <wp:inline distT="0" distB="0" distL="0" distR="0" wp14:anchorId="3A23B2E0" wp14:editId="1DE25F8D">
+            <wp:extent cx="5311034" cy="463013"/>
+            <wp:effectExtent l="0" t="0" r="0" b="0"/>
+            <wp:docPr id="1404527779" name="Picture 3"/>
+            <wp:cNvGraphicFramePr>
+              <a:graphicFrameLocks xmlns:a="http://schemas.openxmlformats.org/drawingml/2006/main" noChangeAspect="1"/>
+            </wp:cNvGraphicFramePr>
+            <a:graphic xmlns:a="http://schemas.openxmlformats.org/drawingml/2006/main">
+              <a:graphicData uri="http://schemas.openxmlformats.org/drawingml/2006/picture">
+                <pic:pic xmlns:pic="http://schemas.openxmlformats.org/drawingml/2006/picture">
+                  <pic:nvPicPr>
+                    <pic:cNvPr id="1404527779" name="Picture 1404527779"/>
+                    <pic:cNvPicPr/>
+                  </pic:nvPicPr>
+                  <pic:blipFill>
+                    <a:blip r:embed="rId21" cstate="print">
+                      <a:extLst>
+                        <a:ext uri="{28A0092B-C50C-407E-A947-70E740481C1C}">
+                          <a14:useLocalDpi xmlns:a14="http://schemas.microsoft.com/office/drawing/2010/main" val="0"/>
+                        </a:ext>
+                      </a:extLst>
+                    </a:blip>
+                    <a:stretch>
+                      <a:fillRect/>
+                    </a:stretch>
+                  </pic:blipFill>
+                  <pic:spPr>
+                    <a:xfrm>
+                      <a:off x="0" y="0"/>
+                      <a:ext cx="5354804" cy="466829"/>
+                    </a:xfrm>
+                    <a:prstGeom prst="rect">
+                      <a:avLst/>
+                    </a:prstGeom>
+                  </pic:spPr>
+                </pic:pic>
+              </a:graphicData>
+            </a:graphic>
+          </wp:inline>
+        </w:drawing>
+      </w:r>
+    </w:p>
+    <w:p>
+      <w:pPr>
+        <w:rPr>
+          <w:rFonts w:ascii="Times New Roman" w:hAnsi="Times New Roman" w:cs="Times New Roman"/>
+        </w:rPr>
+      </w:pPr>
+      <w:r>
+        <w:rPr>
+          <w:rFonts w:ascii="Times New Roman" w:hAnsi="Times New Roman" w:cs="Times New Roman"/>
+          <w:noProof/>
+        </w:rPr>
+        <w:drawing>
+          <wp:inline distT="0" distB="0" distL="0" distR="0" wp14:anchorId="6F9407D8" wp14:editId="04E636E4">
+            <wp:extent cx="5943600" cy="520700"/>
+            <wp:effectExtent l="0" t="0" r="0" b="0"/>
+            <wp:docPr id="427136415" name="Picture 5"/>
+            <wp:cNvGraphicFramePr>
+              <a:graphicFrameLocks xmlns:a="http://schemas.openxmlformats.org/drawingml/2006/main" noChangeAspect="1"/>
+            </wp:cNvGraphicFramePr>
+            <a:graphic xmlns:a="http://schemas.openxmlformats.org/drawingml/2006/main">
+              <a:graphicData uri="http://schemas.openxmlformats.org/drawingml/2006/picture">
+                <pic:pic xmlns:pic="http://schemas.openxmlformats.org/drawingml/2006/picture">
+                  <pic:nvPicPr>
+                    <pic:cNvPr id="427136415" name="Picture 427136415"/>
+                    <pic:cNvPicPr/>
+                  </pic:nvPicPr>
+                  <pic:blipFill>
+                    <a:blip r:embed="rId22">
+                      <a:extLst>
+                        <a:ext uri="{28A0092B-C50C-407E-A947-70E740481C1C}">
+                          <a14:useLocalDpi xmlns:a14="http://schemas.microsoft.com/office/drawing/2010/main" val="0"/>
+                        </a:ext>
+                      </a:extLst>
+                    </a:blip>
+                    <a:stretch>
+                      <a:fillRect/>
+                    </a:stretch>
+                  </pic:blipFill>
+                  <pic:spPr>
+                    <a:xfrm>
+                      <a:off x="0" y="0"/>
+                      <a:ext cx="5943600" cy="520700"/>
+                    </a:xfrm>
+                    <a:prstGeom prst="rect">
+                      <a:avLst/>
+                    </a:prstGeom>
+                  </pic:spPr>
+                </pic:pic>
+              </a:graphicData>
+            </a:graphic>
+          </wp:inline>
+        </w:drawing>
+      </w:r>
+    </w:p>
+    <w:p>
+      <w:pPr>
+        <w:pStyle w:val="ListParagraph"/>
+        <w:numPr>
+          <w:ilvl w:val="0"/>
+          <w:numId w:val="13"/>
+        </w:numPr>
+        <w:rPr>
+          <w:rFonts w:ascii="Times New Roman" w:hAnsi="Times New Roman" w:cs="Times New Roman"/>
+        </w:rPr>
+      </w:pPr>
+      <w:r>
+        <w:rPr>
+          <w:rFonts w:ascii="Times New Roman" w:hAnsi="Times New Roman" w:cs="Times New Roman"/>
+        </w:rPr>
+        <w:t>Report the gross margin and capacity factor for a spark spread option with a heat rate k=7</w:t>
+      </w:r>
+      <w:r>
+        <w:rPr>
+          <w:rFonts w:ascii="Times New Roman" w:hAnsi="Times New Roman" w:cs="Times New Roman"/>
+        </w:rPr>
+        <w:t xml:space="preserve"> </w:t>
+      </w:r>
+      <w:r>
+        <w:rPr>
+          <w:rFonts w:ascii="Times New Roman" w:hAnsi="Times New Roman" w:cs="Times New Roman"/>
+        </w:rPr>
+        <w:t>and strike equal to CO2 emissions cost corresponding to heat rate k=7.</w:t>
+      </w:r>
+    </w:p>
+    <w:p>
+      <w:pPr>
+        <w:ind w:left="720"/>
+        <w:rPr>
+          <w:rFonts w:ascii="Times New Roman" w:hAnsi="Times New Roman" w:cs="Times New Roman"/>
+        </w:rPr>
+      </w:pPr>
+    </w:p>
+    <w:p>
+      <w:pPr>
+        <w:pStyle w:val="ListParagraph"/>
+        <w:numPr>
+          <w:ilvl w:val="0"/>
+          <w:numId w:val="13"/>
+        </w:numPr>
+        <w:rPr>
+          <w:rFonts w:ascii="Times New Roman" w:hAnsi="Times New Roman" w:cs="Times New Roman"/>
+        </w:rPr>
+      </w:pPr>
+      <w:r>
+        <w:rPr>
+          <w:rFonts w:ascii="Times New Roman" w:hAnsi="Times New Roman" w:cs="Times New Roman"/>
+          <w:b/>
+          <w:bCs/>
+        </w:rPr>
+        <w:t>OPTIONAL, EXTRA CREDIT</w:t>
+      </w:r>
+      <w:r>
+        <w:rPr>
+          <w:rFonts w:ascii="Times New Roman" w:hAnsi="Times New Roman" w:cs="Times New Roman"/>
+        </w:rPr>
+        <w:t>: For a spark spread option with heat rate k and strike equal to</w:t>
+      </w:r>
+      <w:r>
+        <w:rPr>
+          <w:rFonts w:ascii="Times New Roman" w:hAnsi="Times New Roman" w:cs="Times New Roman"/>
+        </w:rPr>
+        <w:t xml:space="preserve"> </w:t>
+      </w:r>
+      <w:r>
+        <w:rPr>
+          <w:rFonts w:ascii="Times New Roman" w:hAnsi="Times New Roman" w:cs="Times New Roman"/>
+        </w:rPr>
+        <w:t>CO2 emissions cost corresponding to heat rate k:</w:t>
+      </w:r>
+    </w:p>
+    <w:p>
+      <w:pPr>
+        <w:ind w:left="360" w:firstLine="360"/>
+        <w:rPr>
+          <w:rFonts w:ascii="Times New Roman" w:hAnsi="Times New Roman" w:cs="Times New Roman"/>
+        </w:rPr>
+      </w:pPr>
+      <w:r>
+        <w:rPr>
+          <w:rFonts w:ascii="Times New Roman" w:hAnsi="Times New Roman" w:cs="Times New Roman"/>
+        </w:rPr>
+        <w:t>i. Report the value of k that best matches the gross margin you reported in Task 2.c.vi.</w:t>
+      </w:r>
+    </w:p>
+    <w:p>
+      <w:pPr>
+        <w:pStyle w:val="ListParagraph"/>
+        <w:rPr>
+          <w:rFonts w:ascii="Times New Roman" w:hAnsi="Times New Roman" w:cs="Times New Roman"/>
+        </w:rPr>
+      </w:pPr>
+      <w:r>
+        <w:rPr>
+          <w:rFonts w:ascii="Times New Roman" w:hAnsi="Times New Roman" w:cs="Times New Roman"/>
+        </w:rPr>
+        <w:t>ii. Report the value of k that best matches the gross margin you reported in Task 3.b.v.</w:t>
+      </w:r>
+    </w:p>
+    <w:p>
+      <w:pPr>
+        <w:rPr>
+          <w:rFonts w:ascii="Times New Roman" w:hAnsi="Times New Roman" w:cs="Times New Roman"/>
+        </w:rPr>
+      </w:pPr>
+    </w:p>
+    <w:p>
+      <w:pPr>
+        <w:rPr>
+          <w:rFonts w:ascii="Times New Roman" w:hAnsi="Times New Roman" w:cs="Times New Roman"/>
+        </w:rPr>
+      </w:pPr>
+      <w:r>
+        <w:rPr>
+          <w:rFonts w:ascii="Times New Roman" w:hAnsi="Times New Roman" w:cs="Times New Roman"/>
+          <w:noProof/>
+        </w:rPr>
+        <w:drawing>
+          <wp:inline distT="0" distB="0" distL="0" distR="0" wp14:anchorId="3CB8D1B5" wp14:editId="0C49CC34">
+            <wp:extent cx="4481689" cy="745008"/>
+            <wp:effectExtent l="0" t="0" r="1905" b="4445"/>
+            <wp:docPr id="128406803" name="Picture 6"/>
+            <wp:cNvGraphicFramePr>
+              <a:graphicFrameLocks xmlns:a="http://schemas.openxmlformats.org/drawingml/2006/main" noChangeAspect="1"/>
+            </wp:cNvGraphicFramePr>
+            <a:graphic xmlns:a="http://schemas.openxmlformats.org/drawingml/2006/main">
+              <a:graphicData uri="http://schemas.openxmlformats.org/drawingml/2006/picture">
+                <pic:pic xmlns:pic="http://schemas.openxmlformats.org/drawingml/2006/picture">
+                  <pic:nvPicPr>
+                    <pic:cNvPr id="128406803" name="Picture 128406803"/>
+                    <pic:cNvPicPr/>
+                  </pic:nvPicPr>
+                  <pic:blipFill>
+                    <a:blip r:embed="rId23">
+                      <a:extLst>
+                        <a:ext uri="{28A0092B-C50C-407E-A947-70E740481C1C}">
+                          <a14:useLocalDpi xmlns:a14="http://schemas.microsoft.com/office/drawing/2010/main" val="0"/>
+                        </a:ext>
+                      </a:extLst>
+                    </a:blip>
+                    <a:stretch>
+                      <a:fillRect/>
+                    </a:stretch>
+                  </pic:blipFill>
+                  <pic:spPr>
+                    <a:xfrm>
+                      <a:off x="0" y="0"/>
+                      <a:ext cx="4571623" cy="759958"/>
+                    </a:xfrm>
+                    <a:prstGeom prst="rect">
+                      <a:avLst/>
+                    </a:prstGeom>
+                  </pic:spPr>
+                </pic:pic>
+              </a:graphicData>
+            </a:graphic>
+          </wp:inline>
+        </w:drawing>
+      </w:r>
+    </w:p>
+    <w:p>
+      <w:pPr>
+        <w:pStyle w:val="ListParagraph"/>
+        <w:numPr>
+          <w:ilvl w:val="0"/>
+          <w:numId w:val="14"/>
+        </w:numPr>
+        <w:rPr>
+          <w:rFonts w:ascii="Times New Roman" w:hAnsi="Times New Roman" w:cs="Times New Roman"/>
+        </w:rPr>
+      </w:pPr>
+      <w:r>
+        <w:rPr>
+          <w:rFonts w:ascii="Times New Roman" w:hAnsi="Times New Roman" w:cs="Times New Roman"/>
+        </w:rPr>
+        <w:t>How well does a spark spread option represent the value of the CCGT? Under what</w:t>
+      </w:r>
+      <w:r>
+        <w:rPr>
+          <w:rFonts w:ascii="Times New Roman" w:hAnsi="Times New Roman" w:cs="Times New Roman"/>
+        </w:rPr>
+        <w:t xml:space="preserve"> </w:t>
+      </w:r>
+      <w:r>
+        <w:rPr>
+          <w:rFonts w:ascii="Times New Roman" w:hAnsi="Times New Roman" w:cs="Times New Roman"/>
+        </w:rPr>
+        <w:t>circumstances do you find the spark spread option a better or worse representation? Why?</w:t>
+      </w:r>
+    </w:p>
+    <w:p>
+      <w:pPr>
+        <w:pStyle w:val="ListParagraph"/>
+        <w:numPr>
+          <w:ilvl w:val="0"/>
+          <w:numId w:val="14"/>
+        </w:numPr>
+        <w:rPr>
+          <w:rFonts w:ascii="Times New Roman" w:hAnsi="Times New Roman" w:cs="Times New Roman"/>
+        </w:rPr>
+      </w:pPr>
+      <w:r>
+        <w:rPr>
+          <w:rFonts w:ascii="Times New Roman" w:hAnsi="Times New Roman" w:cs="Times New Roman"/>
+        </w:rPr>
+        <w:t>Compare your results for the CAISO representation and PJM representation of the CCGT.</w:t>
+      </w:r>
+      <w:r>
+        <w:rPr>
+          <w:rFonts w:ascii="Times New Roman" w:hAnsi="Times New Roman" w:cs="Times New Roman"/>
+        </w:rPr>
+        <w:t xml:space="preserve"> </w:t>
+      </w:r>
+      <w:r>
+        <w:rPr>
+          <w:rFonts w:ascii="Times New Roman" w:hAnsi="Times New Roman" w:cs="Times New Roman"/>
+        </w:rPr>
+        <w:t>What are your findings?</w:t>
+      </w:r>
+    </w:p>
+    <w:p>
+      <w:pPr>
+        <w:pStyle w:val="ListParagraph"/>
+        <w:numPr>
+          <w:ilvl w:val="0"/>
+          <w:numId w:val="14"/>
+        </w:numPr>
+        <w:rPr>
+          <w:rFonts w:ascii="Times New Roman" w:hAnsi="Times New Roman" w:cs="Times New Roman"/>
+        </w:rPr>
+      </w:pPr>
+      <w:r>
+        <w:rPr>
+          <w:rFonts w:ascii="Times New Roman" w:hAnsi="Times New Roman" w:cs="Times New Roman"/>
+        </w:rPr>
+        <w:t>Provide any additional thoughts you may have about your results and the tasks.</w:t>
+      </w:r>
+    </w:p>
+    <w:p>
+      <w:pPr>
+        <w:rPr>
+          <w:rFonts w:ascii="Times New Roman" w:hAnsi="Times New Roman" w:cs="Times New Roman"/>
+        </w:rPr>
+      </w:pPr>
+    </w:p>
+    <w:p>
+      <w:pPr>
+        <w:rPr>
+          <w:rFonts w:ascii="Times New Roman" w:hAnsi="Times New Roman" w:cs="Times New Roman"/>
+        </w:rPr>
+      </w:pPr>
+      <w:r>
+        <w:rPr>
+          <w:rFonts w:ascii="Times New Roman" w:hAnsi="Times New Roman" w:cs="Times New Roman"/>
+        </w:rPr>
+        <w:t>6. In analyzing or answering any of the tasks and questions of this homework assignment,</w:t>
+      </w:r>
+    </w:p>
+    <w:p>
+      <w:pPr>
+        <w:rPr>
+          <w:rFonts w:ascii="Times New Roman" w:hAnsi="Times New Roman" w:cs="Times New Roman"/>
+        </w:rPr>
+      </w:pPr>
+      <w:r>
+        <w:rPr>
+          <w:rFonts w:ascii="Times New Roman" w:hAnsi="Times New Roman" w:cs="Times New Roman"/>
+        </w:rPr>
+        <w:t xml:space="preserve">a. </w:t>
+      </w:r>
+      <w:r>
+        <w:rPr>
+          <w:rFonts w:ascii="Times New Roman" w:hAnsi="Times New Roman" w:cs="Times New Roman"/>
+        </w:rPr>
+        <w:t>Did you supplement the information provided about the CCGT with any additional information?</w:t>
+      </w:r>
+    </w:p>
+    <w:p>
+      <w:pPr>
+        <w:rPr>
+          <w:rFonts w:ascii="Times New Roman" w:hAnsi="Times New Roman" w:cs="Times New Roman"/>
+          <w:b/>
+          <w:bCs/>
+        </w:rPr>
+      </w:pPr>
+      <w:r>
+        <w:rPr>
+          <w:rFonts w:ascii="Times New Roman" w:hAnsi="Times New Roman" w:cs="Times New Roman"/>
+          <w:b/>
+          <w:bCs/>
+        </w:rPr>
+        <w:t>Yes</w:t>
+      </w:r>
+    </w:p>
+    <w:p>
+      <w:pPr>
+        <w:rPr>
+          <w:rFonts w:ascii="Times New Roman" w:hAnsi="Times New Roman" w:cs="Times New Roman"/>
+        </w:rPr>
+      </w:pPr>
+      <w:r>
+        <w:rPr>
+          <w:rFonts w:ascii="Times New Roman" w:hAnsi="Times New Roman" w:cs="Times New Roman"/>
+        </w:rPr>
+        <w:t>b. If your answer to Question 6.a is “yes,” please provide each source (e.g., URLs, citations) and</w:t>
+      </w:r>
+    </w:p>
+    <w:p>
+      <w:pPr>
+        <w:rPr>
+          <w:rFonts w:ascii="Times New Roman" w:hAnsi="Times New Roman" w:cs="Times New Roman"/>
+        </w:rPr>
+      </w:pPr>
+      <w:r>
+        <w:rPr>
+          <w:rFonts w:ascii="Times New Roman" w:hAnsi="Times New Roman" w:cs="Times New Roman"/>
+        </w:rPr>
+        <w:t>the information you obtained from that source.</w:t>
+      </w:r>
+    </w:p>
+    <w:p>
+      <w:pPr>
+        <w:rPr>
+          <w:rFonts w:ascii="Times New Roman" w:hAnsi="Times New Roman" w:cs="Times New Roman"/>
+          <w:u w:val="single"/>
+        </w:rPr>
+      </w:pPr>
+      <w:r>
+        <w:rPr>
+          <w:rFonts w:ascii="Times New Roman" w:hAnsi="Times New Roman" w:cs="Times New Roman"/>
+          <w:u w:val="single"/>
+        </w:rPr>
+        <w:lastRenderedPageBreak/>
+        <w:t xml:space="preserve">Referencing lecture 9, slide 16, the carbon content of delivered natural gas is approximately 53 kg CO2 per MMBtu according to EIA and US EPA. This corresponds to 0.053 ton CO2/Mmbtu. This emission factor is assumed to remain </w:t>
+      </w:r>
+      <w:r>
+        <w:rPr>
+          <w:rStyle w:val="Strong"/>
+          <w:rFonts w:ascii="Times New Roman" w:hAnsi="Times New Roman" w:cs="Times New Roman"/>
+          <w:b w:val="0"/>
+          <w:bCs w:val="0"/>
+          <w:u w:val="single"/>
+        </w:rPr>
+        <w:t>constant throughout the simulation period</w:t>
+      </w:r>
+      <w:r>
+        <w:rPr>
+          <w:rFonts w:ascii="Times New Roman" w:hAnsi="Times New Roman" w:cs="Times New Roman"/>
+          <w:u w:val="single"/>
+        </w:rPr>
+        <w:t>.</w:t>
+      </w:r>
+    </w:p>
+    <w:p>
+      <w:pPr>
+        <w:rPr>
+          <w:rFonts w:ascii="Times New Roman" w:hAnsi="Times New Roman" w:cs="Times New Roman"/>
+        </w:rPr>
+      </w:pPr>
+      <w:r>
+        <w:rPr>
+          <w:rFonts w:ascii="Times New Roman" w:hAnsi="Times New Roman" w:cs="Times New Roman"/>
+        </w:rPr>
+        <w:t>c. Did you supplement the price data provided with any additional data of any kind (price,</w:t>
+      </w:r>
+    </w:p>
+    <w:p>
+      <w:pPr>
+        <w:rPr>
+          <w:rFonts w:ascii="Times New Roman" w:hAnsi="Times New Roman" w:cs="Times New Roman"/>
+        </w:rPr>
+      </w:pPr>
+      <w:r>
+        <w:rPr>
+          <w:rFonts w:ascii="Times New Roman" w:hAnsi="Times New Roman" w:cs="Times New Roman"/>
+        </w:rPr>
+        <w:t xml:space="preserve">weather, etc.)? </w:t>
+      </w:r>
+    </w:p>
+    <w:p>
+      <w:pPr>
+        <w:rPr>
+          <w:rFonts w:ascii="Times New Roman" w:hAnsi="Times New Roman" w:cs="Times New Roman"/>
+          <w:b/>
+          <w:bCs/>
+        </w:rPr>
+      </w:pPr>
+      <w:r>
+        <w:rPr>
+          <w:rFonts w:ascii="Times New Roman" w:hAnsi="Times New Roman" w:cs="Times New Roman"/>
+          <w:b/>
+          <w:bCs/>
+        </w:rPr>
+        <w:t>No</w:t>
+      </w:r>
+    </w:p>
+    <w:p>
+      <w:pPr>
+        <w:rPr>
+          <w:rFonts w:ascii="Times New Roman" w:hAnsi="Times New Roman" w:cs="Times New Roman"/>
+        </w:rPr>
+      </w:pPr>
+      <w:r>
+        <w:rPr>
+          <w:rFonts w:ascii="Times New Roman" w:hAnsi="Times New Roman" w:cs="Times New Roman"/>
+        </w:rPr>
+        <w:t>d. If your answer to Question 6.c is “yes,” please provide each source (e.g.., URLs, citations) and</w:t>
+      </w:r>
+    </w:p>
+    <w:p>
+      <w:pPr>
+        <w:rPr>
+          <w:rFonts w:ascii="Times New Roman" w:hAnsi="Times New Roman" w:cs="Times New Roman"/>
+        </w:rPr>
+      </w:pPr>
+      <w:r>
+        <w:rPr>
+          <w:rFonts w:ascii="Times New Roman" w:hAnsi="Times New Roman" w:cs="Times New Roman"/>
+        </w:rPr>
+        <w:t>the data you obtained from that source.</w:t>
+      </w:r>
+    </w:p>
+    <w:p>
+      <w:pPr>
+        <w:rPr>
+          <w:rFonts w:ascii="Times New Roman" w:hAnsi="Times New Roman" w:cs="Times New Roman"/>
+        </w:rPr>
+      </w:pPr>
+      <w:r>
+        <w:rPr>
+          <w:rFonts w:ascii="Times New Roman" w:hAnsi="Times New Roman" w:cs="Times New Roman"/>
+        </w:rPr>
+        <w:t xml:space="preserve">e. Did you consult any classmates or anyone else? </w:t>
+      </w:r>
+    </w:p>
+    <w:p>
+      <w:pPr>
+        <w:rPr>
+          <w:rFonts w:ascii="Times New Roman" w:hAnsi="Times New Roman" w:cs="Times New Roman"/>
+          <w:b/>
+          <w:bCs/>
+        </w:rPr>
+      </w:pPr>
+      <w:r>
+        <w:rPr>
+          <w:rFonts w:ascii="Times New Roman" w:hAnsi="Times New Roman" w:cs="Times New Roman"/>
+          <w:b/>
+          <w:bCs/>
+        </w:rPr>
+        <w:t>No</w:t>
+      </w:r>
+    </w:p>
+    <w:p>
+      <w:pPr>
+        <w:rPr>
+          <w:rFonts w:ascii="Times New Roman" w:hAnsi="Times New Roman" w:cs="Times New Roman"/>
+        </w:rPr>
+      </w:pPr>
+      <w:r>
+        <w:rPr>
+          <w:rFonts w:ascii="Times New Roman" w:hAnsi="Times New Roman" w:cs="Times New Roman"/>
+        </w:rPr>
+        <w:t>f. If your answer to Question 6.e is “yes,” please provide each of their names.</w:t>
+      </w:r>
+    </w:p>
+    <w:p>
+      <w:pPr>
+        <w:rPr>
+          <w:rFonts w:ascii="Times New Roman" w:hAnsi="Times New Roman" w:cs="Times New Roman"/>
+        </w:rPr>
+      </w:pPr>
+      <w:r>
+        <w:rPr>
+          <w:rFonts w:ascii="Times New Roman" w:hAnsi="Times New Roman" w:cs="Times New Roman"/>
+        </w:rPr>
+        <w:t xml:space="preserve">g. Did you consult any generative AI tools (Google Gemini, ChatGPT, Claude, etc.)? </w:t>
+      </w:r>
+    </w:p>
+    <w:p>
+      <w:pPr>
+        <w:rPr>
+          <w:rFonts w:ascii="Times New Roman" w:hAnsi="Times New Roman" w:cs="Times New Roman"/>
+          <w:b/>
+          <w:bCs/>
+        </w:rPr>
+      </w:pPr>
+      <w:r>
+        <w:rPr>
+          <w:rFonts w:ascii="Times New Roman" w:hAnsi="Times New Roman" w:cs="Times New Roman"/>
+          <w:b/>
+          <w:bCs/>
+        </w:rPr>
+        <w:t>Yes</w:t>
+      </w:r>
+    </w:p>
+    <w:p>
+      <w:pPr>
+        <w:rPr>
+          <w:rFonts w:ascii="Times New Roman" w:hAnsi="Times New Roman" w:cs="Times New Roman"/>
+        </w:rPr>
+      </w:pPr>
+      <w:r>
+        <w:rPr>
+          <w:rFonts w:ascii="Times New Roman" w:hAnsi="Times New Roman" w:cs="Times New Roman"/>
+        </w:rPr>
+        <w:t>h. If your answer to Question 6.g is “yes,” please provide tool names and versions (for example,</w:t>
+      </w:r>
+    </w:p>
+    <w:p>
+      <w:pPr>
+        <w:rPr>
+          <w:rFonts w:ascii="Times New Roman" w:hAnsi="Times New Roman" w:cs="Times New Roman"/>
+        </w:rPr>
+      </w:pPr>
+      <w:r>
+        <w:rPr>
+          <w:rFonts w:ascii="Times New Roman" w:hAnsi="Times New Roman" w:cs="Times New Roman"/>
+        </w:rPr>
+        <w:t>ChatGPT 5.2) and a brief description of what you used the tool for (for example, drafting and</w:t>
+      </w:r>
+    </w:p>
+    <w:p>
+      <w:pPr>
+        <w:rPr>
+          <w:rFonts w:ascii="Times New Roman" w:hAnsi="Times New Roman" w:cs="Times New Roman"/>
+        </w:rPr>
+      </w:pPr>
+      <w:r>
+        <w:rPr>
+          <w:rFonts w:ascii="Times New Roman" w:hAnsi="Times New Roman" w:cs="Times New Roman"/>
+        </w:rPr>
+        <w:t>debugging code). Retain PDF transcripts of any generative AI sessions you used in doing this</w:t>
+      </w:r>
+    </w:p>
+    <w:p>
+      <w:pPr>
+        <w:rPr>
+          <w:rFonts w:ascii="Times New Roman" w:hAnsi="Times New Roman" w:cs="Times New Roman"/>
+        </w:rPr>
+      </w:pPr>
+      <w:r>
+        <w:rPr>
+          <w:rFonts w:ascii="Times New Roman" w:hAnsi="Times New Roman" w:cs="Times New Roman"/>
+        </w:rPr>
+        <w:t>assignment; do not submit these transcripts unless you are requested to do so by the</w:t>
+      </w:r>
+    </w:p>
+    <w:p>
+      <w:pPr>
+        <w:rPr>
+          <w:rFonts w:ascii="Times New Roman" w:hAnsi="Times New Roman" w:cs="Times New Roman"/>
+        </w:rPr>
+      </w:pPr>
+      <w:r>
+        <w:rPr>
+          <w:rFonts w:ascii="Times New Roman" w:hAnsi="Times New Roman" w:cs="Times New Roman"/>
+        </w:rPr>
+        <w:t>instructor.</w:t>
+      </w:r>
+    </w:p>
+    <w:p>
+      <w:pPr>
+        <w:rPr>
+          <w:rFonts w:ascii="Times New Roman" w:hAnsi="Times New Roman" w:cs="Times New Roman"/>
+          <w:b/>
+          <w:bCs/>
+        </w:rPr>
+      </w:pPr>
+      <w:r>
+        <w:rPr>
+          <w:rFonts w:ascii="Times New Roman" w:hAnsi="Times New Roman" w:cs="Times New Roman"/>
+          <w:b/>
+          <w:bCs/>
+        </w:rPr>
+        <w:t>ChatGPT 5.2</w:t>
+      </w:r>
+      <w:r>
+        <w:rPr>
+          <w:rFonts w:ascii="Times New Roman" w:hAnsi="Times New Roman" w:cs="Times New Roman"/>
+          <w:b/>
+          <w:bCs/>
+        </w:rPr>
+        <w:t xml:space="preserve"> was used for assignment explanation, power plant details clarification, and MILP guidance.</w:t>
+      </w:r>
+    </w:p>
+    <w:p>
+      <w:pPr>
+        <w:rPr>
+          <w:rFonts w:ascii="Times New Roman" w:hAnsi="Times New Roman" w:cs="Times New Roman"/>
+        </w:rPr>
+      </w:pPr>
+      <w:r>
+        <w:rPr>
+          <w:rFonts w:ascii="Times New Roman" w:hAnsi="Times New Roman" w:cs="Times New Roman"/>
+        </w:rPr>
+        <w:t xml:space="preserve">i. Did you use any Python code, or any code, created by anyone or anything else? </w:t>
+      </w:r>
+    </w:p>
+    <w:p>
+      <w:pPr>
+        <w:rPr>
+          <w:rFonts w:ascii="Times New Roman" w:hAnsi="Times New Roman" w:cs="Times New Roman"/>
+          <w:b/>
+          <w:bCs/>
+        </w:rPr>
+      </w:pPr>
+      <w:r>
+        <w:rPr>
+          <w:rFonts w:ascii="Times New Roman" w:hAnsi="Times New Roman" w:cs="Times New Roman"/>
+          <w:b/>
+          <w:bCs/>
+        </w:rPr>
+        <w:t>No</w:t>
+      </w:r>
+    </w:p>
+    <w:p>
+      <w:pPr>
+        <w:rPr>
+          <w:rFonts w:ascii="Times New Roman" w:hAnsi="Times New Roman" w:cs="Times New Roman"/>
+        </w:rPr>
+      </w:pPr>
+      <w:r>
+        <w:rPr>
+          <w:rFonts w:ascii="Times New Roman" w:hAnsi="Times New Roman" w:cs="Times New Roman"/>
+        </w:rPr>
+        <w:t>j. If your answer to Question 6.i is “yes,” identify what you used and where it can be found.</w:t>
+      </w:r>
+    </w:p>
     <w:p>
       <w:pPr>
         <w:rPr>
@@ -7227,6 +10433,95 @@
     </w:lvl>
   </w:abstractNum>
   <w:abstractNum w:abstractNumId="4" w15:restartNumberingAfterBreak="0">
+    <w:nsid w:val="23E96703"/>
+    <w:multiLevelType w:val="hybridMultilevel"/>
+    <w:tmpl w:val="EB641906"/>
+    <w:lvl w:ilvl="0" w:tplc="32B4A106">
+      <w:start w:val="1"/>
+      <w:numFmt w:val="decimal"/>
+      <w:lvlText w:val="%1."/>
+      <w:lvlJc w:val="left"/>
+      <w:pPr>
+        <w:ind w:left="2520" w:hanging="360"/>
+      </w:pPr>
+      <w:rPr>
+        <w:rFonts w:hint="default"/>
+      </w:rPr>
+    </w:lvl>
+    <w:lvl w:ilvl="1" w:tplc="04090019" w:tentative="1">
+      <w:start w:val="1"/>
+      <w:numFmt w:val="lowerLetter"/>
+      <w:lvlText w:val="%2."/>
+      <w:lvlJc w:val="left"/>
+      <w:pPr>
+        <w:ind w:left="3240" w:hanging="360"/>
+      </w:pPr>
+    </w:lvl>
+    <w:lvl w:ilvl="2" w:tplc="0409001B" w:tentative="1">
+      <w:start w:val="1"/>
+      <w:numFmt w:val="lowerRoman"/>
+      <w:lvlText w:val="%3."/>
+      <w:lvlJc w:val="right"/>
+      <w:pPr>
+        <w:ind w:left="3960" w:hanging="180"/>
+      </w:pPr>
+    </w:lvl>
+    <w:lvl w:ilvl="3" w:tplc="0409000F" w:tentative="1">
+      <w:start w:val="1"/>
+      <w:numFmt w:val="decimal"/>
+      <w:lvlText w:val="%4."/>
+      <w:lvlJc w:val="left"/>
+      <w:pPr>
+        <w:ind w:left="4680" w:hanging="360"/>
+      </w:pPr>
+    </w:lvl>
+    <w:lvl w:ilvl="4" w:tplc="04090019" w:tentative="1">
+      <w:start w:val="1"/>
+      <w:numFmt w:val="lowerLetter"/>
+      <w:lvlText w:val="%5."/>
+      <w:lvlJc w:val="left"/>
+      <w:pPr>
+        <w:ind w:left="5400" w:hanging="360"/>
+      </w:pPr>
+    </w:lvl>
+    <w:lvl w:ilvl="5" w:tplc="0409001B" w:tentative="1">
+      <w:start w:val="1"/>
+      <w:numFmt w:val="lowerRoman"/>
+      <w:lvlText w:val="%6."/>
+      <w:lvlJc w:val="right"/>
+      <w:pPr>
+        <w:ind w:left="6120" w:hanging="180"/>
+      </w:pPr>
+    </w:lvl>
+    <w:lvl w:ilvl="6" w:tplc="0409000F" w:tentative="1">
+      <w:start w:val="1"/>
+      <w:numFmt w:val="decimal"/>
+      <w:lvlText w:val="%7."/>
+      <w:lvlJc w:val="left"/>
+      <w:pPr>
+        <w:ind w:left="6840" w:hanging="360"/>
+      </w:pPr>
+    </w:lvl>
+    <w:lvl w:ilvl="7" w:tplc="04090019" w:tentative="1">
+      <w:start w:val="1"/>
+      <w:numFmt w:val="lowerLetter"/>
+      <w:lvlText w:val="%8."/>
+      <w:lvlJc w:val="left"/>
+      <w:pPr>
+        <w:ind w:left="7560" w:hanging="360"/>
+      </w:pPr>
+    </w:lvl>
+    <w:lvl w:ilvl="8" w:tplc="0409001B" w:tentative="1">
+      <w:start w:val="1"/>
+      <w:numFmt w:val="lowerRoman"/>
+      <w:lvlText w:val="%9."/>
+      <w:lvlJc w:val="right"/>
+      <w:pPr>
+        <w:ind w:left="8280" w:hanging="180"/>
+      </w:pPr>
+    </w:lvl>
+  </w:abstractNum>
+  <w:abstractNum w:abstractNumId="5" w15:restartNumberingAfterBreak="0">
     <w:nsid w:val="3DE95B85"/>
     <w:multiLevelType w:val="hybridMultilevel"/>
     <w:tmpl w:val="67A00118"/>
@@ -7315,17 +10610,17 @@
       </w:pPr>
     </w:lvl>
   </w:abstractNum>
-  <w:abstractNum w:abstractNumId="5" w15:restartNumberingAfterBreak="0">
-    <w:nsid w:val="4DD53627"/>
+  <w:abstractNum w:abstractNumId="6" w15:restartNumberingAfterBreak="0">
+    <w:nsid w:val="45156B09"/>
     <w:multiLevelType w:val="hybridMultilevel"/>
-    <w:tmpl w:val="208E439A"/>
-    <w:lvl w:ilvl="0" w:tplc="47E2FDC6">
+    <w:tmpl w:val="5A76BD58"/>
+    <w:lvl w:ilvl="0" w:tplc="04090019">
       <w:start w:val="1"/>
-      <w:numFmt w:val="decimal"/>
+      <w:numFmt w:val="lowerLetter"/>
       <w:lvlText w:val="%1."/>
       <w:lvlJc w:val="left"/>
       <w:pPr>
-        <w:ind w:left="2520" w:hanging="360"/>
+        <w:ind w:left="720" w:hanging="360"/>
       </w:pPr>
       <w:rPr>
         <w:rFonts w:hint="default"/>
@@ -7337,7 +10632,7 @@
       <w:lvlText w:val="%2."/>
       <w:lvlJc w:val="left"/>
       <w:pPr>
-        <w:ind w:left="3240" w:hanging="360"/>
+        <w:ind w:left="1440" w:hanging="360"/>
       </w:pPr>
     </w:lvl>
     <w:lvl w:ilvl="2" w:tplc="0409001B" w:tentative="1">
@@ -7346,7 +10641,7 @@
       <w:lvlText w:val="%3."/>
       <w:lvlJc w:val="right"/>
       <w:pPr>
-        <w:ind w:left="3960" w:hanging="180"/>
+        <w:ind w:left="2160" w:hanging="180"/>
       </w:pPr>
     </w:lvl>
     <w:lvl w:ilvl="3" w:tplc="0409000F" w:tentative="1">
@@ -7355,7 +10650,7 @@
       <w:lvlText w:val="%4."/>
       <w:lvlJc w:val="left"/>
       <w:pPr>
-        <w:ind w:left="4680" w:hanging="360"/>
+        <w:ind w:left="2880" w:hanging="360"/>
       </w:pPr>
     </w:lvl>
     <w:lvl w:ilvl="4" w:tplc="04090019" w:tentative="1">
@@ -7364,7 +10659,7 @@
       <w:lvlText w:val="%5."/>
       <w:lvlJc w:val="left"/>
       <w:pPr>
-        <w:ind w:left="5400" w:hanging="360"/>
+        <w:ind w:left="3600" w:hanging="360"/>
       </w:pPr>
     </w:lvl>
     <w:lvl w:ilvl="5" w:tplc="0409001B" w:tentative="1">
@@ -7373,7 +10668,7 @@
       <w:lvlText w:val="%6."/>
       <w:lvlJc w:val="right"/>
       <w:pPr>
-        <w:ind w:left="6120" w:hanging="180"/>
+        <w:ind w:left="4320" w:hanging="180"/>
       </w:pPr>
     </w:lvl>
     <w:lvl w:ilvl="6" w:tplc="0409000F" w:tentative="1">
@@ -7382,7 +10677,7 @@
       <w:lvlText w:val="%7."/>
       <w:lvlJc w:val="left"/>
       <w:pPr>
-        <w:ind w:left="6840" w:hanging="360"/>
+        <w:ind w:left="5040" w:hanging="360"/>
       </w:pPr>
     </w:lvl>
     <w:lvl w:ilvl="7" w:tplc="04090019" w:tentative="1">
@@ -7391,7 +10686,7 @@
       <w:lvlText w:val="%8."/>
       <w:lvlJc w:val="left"/>
       <w:pPr>
-        <w:ind w:left="7560" w:hanging="360"/>
+        <w:ind w:left="5760" w:hanging="360"/>
       </w:pPr>
     </w:lvl>
     <w:lvl w:ilvl="8" w:tplc="0409001B" w:tentative="1">
@@ -7400,11 +10695,100 @@
       <w:lvlText w:val="%9."/>
       <w:lvlJc w:val="right"/>
       <w:pPr>
-        <w:ind w:left="8280" w:hanging="180"/>
+        <w:ind w:left="6480" w:hanging="180"/>
       </w:pPr>
     </w:lvl>
   </w:abstractNum>
-  <w:abstractNum w:abstractNumId="6" w15:restartNumberingAfterBreak="0">
+  <w:abstractNum w:abstractNumId="7" w15:restartNumberingAfterBreak="0">
+    <w:nsid w:val="4DD53627"/>
+    <w:multiLevelType w:val="hybridMultilevel"/>
+    <w:tmpl w:val="208E439A"/>
+    <w:lvl w:ilvl="0" w:tplc="47E2FDC6">
+      <w:start w:val="1"/>
+      <w:numFmt w:val="decimal"/>
+      <w:lvlText w:val="%1."/>
+      <w:lvlJc w:val="left"/>
+      <w:pPr>
+        <w:ind w:left="2520" w:hanging="360"/>
+      </w:pPr>
+      <w:rPr>
+        <w:rFonts w:hint="default"/>
+      </w:rPr>
+    </w:lvl>
+    <w:lvl w:ilvl="1" w:tplc="04090019" w:tentative="1">
+      <w:start w:val="1"/>
+      <w:numFmt w:val="lowerLetter"/>
+      <w:lvlText w:val="%2."/>
+      <w:lvlJc w:val="left"/>
+      <w:pPr>
+        <w:ind w:left="3240" w:hanging="360"/>
+      </w:pPr>
+    </w:lvl>
+    <w:lvl w:ilvl="2" w:tplc="0409001B" w:tentative="1">
+      <w:start w:val="1"/>
+      <w:numFmt w:val="lowerRoman"/>
+      <w:lvlText w:val="%3."/>
+      <w:lvlJc w:val="right"/>
+      <w:pPr>
+        <w:ind w:left="3960" w:hanging="180"/>
+      </w:pPr>
+    </w:lvl>
+    <w:lvl w:ilvl="3" w:tplc="0409000F" w:tentative="1">
+      <w:start w:val="1"/>
+      <w:numFmt w:val="decimal"/>
+      <w:lvlText w:val="%4."/>
+      <w:lvlJc w:val="left"/>
+      <w:pPr>
+        <w:ind w:left="4680" w:hanging="360"/>
+      </w:pPr>
+    </w:lvl>
+    <w:lvl w:ilvl="4" w:tplc="04090019" w:tentative="1">
+      <w:start w:val="1"/>
+      <w:numFmt w:val="lowerLetter"/>
+      <w:lvlText w:val="%5."/>
+      <w:lvlJc w:val="left"/>
+      <w:pPr>
+        <w:ind w:left="5400" w:hanging="360"/>
+      </w:pPr>
+    </w:lvl>
+    <w:lvl w:ilvl="5" w:tplc="0409001B" w:tentative="1">
+      <w:start w:val="1"/>
+      <w:numFmt w:val="lowerRoman"/>
+      <w:lvlText w:val="%6."/>
+      <w:lvlJc w:val="right"/>
+      <w:pPr>
+        <w:ind w:left="6120" w:hanging="180"/>
+      </w:pPr>
+    </w:lvl>
+    <w:lvl w:ilvl="6" w:tplc="0409000F" w:tentative="1">
+      <w:start w:val="1"/>
+      <w:numFmt w:val="decimal"/>
+      <w:lvlText w:val="%7."/>
+      <w:lvlJc w:val="left"/>
+      <w:pPr>
+        <w:ind w:left="6840" w:hanging="360"/>
+      </w:pPr>
+    </w:lvl>
+    <w:lvl w:ilvl="7" w:tplc="04090019" w:tentative="1">
+      <w:start w:val="1"/>
+      <w:numFmt w:val="lowerLetter"/>
+      <w:lvlText w:val="%8."/>
+      <w:lvlJc w:val="left"/>
+      <w:pPr>
+        <w:ind w:left="7560" w:hanging="360"/>
+      </w:pPr>
+    </w:lvl>
+    <w:lvl w:ilvl="8" w:tplc="0409001B" w:tentative="1">
+      <w:start w:val="1"/>
+      <w:numFmt w:val="lowerRoman"/>
+      <w:lvlText w:val="%9."/>
+      <w:lvlJc w:val="right"/>
+      <w:pPr>
+        <w:ind w:left="8280" w:hanging="180"/>
+      </w:pPr>
+    </w:lvl>
+  </w:abstractNum>
+  <w:abstractNum w:abstractNumId="8" w15:restartNumberingAfterBreak="0">
     <w:nsid w:val="51781F8E"/>
     <w:multiLevelType w:val="hybridMultilevel"/>
     <w:tmpl w:val="CB1ED994"/>
@@ -7517,7 +10901,7 @@
       </w:rPr>
     </w:lvl>
   </w:abstractNum>
-  <w:abstractNum w:abstractNumId="7" w15:restartNumberingAfterBreak="0">
+  <w:abstractNum w:abstractNumId="9" w15:restartNumberingAfterBreak="0">
     <w:nsid w:val="5B6C1678"/>
     <w:multiLevelType w:val="hybridMultilevel"/>
     <w:tmpl w:val="66462820"/>
@@ -7630,7 +11014,7 @@
       </w:rPr>
     </w:lvl>
   </w:abstractNum>
-  <w:abstractNum w:abstractNumId="8" w15:restartNumberingAfterBreak="0">
+  <w:abstractNum w:abstractNumId="10" w15:restartNumberingAfterBreak="0">
     <w:nsid w:val="64891965"/>
     <w:multiLevelType w:val="hybridMultilevel"/>
     <w:tmpl w:val="3D962B22"/>
@@ -7719,7 +11103,7 @@
       </w:pPr>
     </w:lvl>
   </w:abstractNum>
-  <w:abstractNum w:abstractNumId="9" w15:restartNumberingAfterBreak="0">
+  <w:abstractNum w:abstractNumId="11" w15:restartNumberingAfterBreak="0">
     <w:nsid w:val="66CF6B64"/>
     <w:multiLevelType w:val="hybridMultilevel"/>
     <w:tmpl w:val="A5088D7E"/>
@@ -7808,7 +11192,7 @@
       </w:pPr>
     </w:lvl>
   </w:abstractNum>
-  <w:abstractNum w:abstractNumId="10" w15:restartNumberingAfterBreak="0">
+  <w:abstractNum w:abstractNumId="12" w15:restartNumberingAfterBreak="0">
     <w:nsid w:val="786755CC"/>
     <w:multiLevelType w:val="hybridMultilevel"/>
     <w:tmpl w:val="C84461AC"/>
@@ -7897,38 +11281,136 @@
       </w:pPr>
     </w:lvl>
   </w:abstractNum>
+  <w:abstractNum w:abstractNumId="13" w15:restartNumberingAfterBreak="0">
+    <w:nsid w:val="7C051B31"/>
+    <w:multiLevelType w:val="hybridMultilevel"/>
+    <w:tmpl w:val="BB265936"/>
+    <w:lvl w:ilvl="0" w:tplc="04090019">
+      <w:start w:val="1"/>
+      <w:numFmt w:val="lowerLetter"/>
+      <w:lvlText w:val="%1."/>
+      <w:lvlJc w:val="left"/>
+      <w:pPr>
+        <w:ind w:left="720" w:hanging="360"/>
+      </w:pPr>
+      <w:rPr>
+        <w:rFonts w:hint="default"/>
+      </w:rPr>
+    </w:lvl>
+    <w:lvl w:ilvl="1" w:tplc="04090019" w:tentative="1">
+      <w:start w:val="1"/>
+      <w:numFmt w:val="lowerLetter"/>
+      <w:lvlText w:val="%2."/>
+      <w:lvlJc w:val="left"/>
+      <w:pPr>
+        <w:ind w:left="1440" w:hanging="360"/>
+      </w:pPr>
+    </w:lvl>
+    <w:lvl w:ilvl="2" w:tplc="0409001B" w:tentative="1">
+      <w:start w:val="1"/>
+      <w:numFmt w:val="lowerRoman"/>
+      <w:lvlText w:val="%3."/>
+      <w:lvlJc w:val="right"/>
+      <w:pPr>
+        <w:ind w:left="2160" w:hanging="180"/>
+      </w:pPr>
+    </w:lvl>
+    <w:lvl w:ilvl="3" w:tplc="0409000F" w:tentative="1">
+      <w:start w:val="1"/>
+      <w:numFmt w:val="decimal"/>
+      <w:lvlText w:val="%4."/>
+      <w:lvlJc w:val="left"/>
+      <w:pPr>
+        <w:ind w:left="2880" w:hanging="360"/>
+      </w:pPr>
+    </w:lvl>
+    <w:lvl w:ilvl="4" w:tplc="04090019" w:tentative="1">
+      <w:start w:val="1"/>
+      <w:numFmt w:val="lowerLetter"/>
+      <w:lvlText w:val="%5."/>
+      <w:lvlJc w:val="left"/>
+      <w:pPr>
+        <w:ind w:left="3600" w:hanging="360"/>
+      </w:pPr>
+    </w:lvl>
+    <w:lvl w:ilvl="5" w:tplc="0409001B" w:tentative="1">
+      <w:start w:val="1"/>
+      <w:numFmt w:val="lowerRoman"/>
+      <w:lvlText w:val="%6."/>
+      <w:lvlJc w:val="right"/>
+      <w:pPr>
+        <w:ind w:left="4320" w:hanging="180"/>
+      </w:pPr>
+    </w:lvl>
+    <w:lvl w:ilvl="6" w:tplc="0409000F" w:tentative="1">
+      <w:start w:val="1"/>
+      <w:numFmt w:val="decimal"/>
+      <w:lvlText w:val="%7."/>
+      <w:lvlJc w:val="left"/>
+      <w:pPr>
+        <w:ind w:left="5040" w:hanging="360"/>
+      </w:pPr>
+    </w:lvl>
+    <w:lvl w:ilvl="7" w:tplc="04090019" w:tentative="1">
+      <w:start w:val="1"/>
+      <w:numFmt w:val="lowerLetter"/>
+      <w:lvlText w:val="%8."/>
+      <w:lvlJc w:val="left"/>
+      <w:pPr>
+        <w:ind w:left="5760" w:hanging="360"/>
+      </w:pPr>
+    </w:lvl>
+    <w:lvl w:ilvl="8" w:tplc="0409001B" w:tentative="1">
+      <w:start w:val="1"/>
+      <w:numFmt w:val="lowerRoman"/>
+      <w:lvlText w:val="%9."/>
+      <w:lvlJc w:val="right"/>
+      <w:pPr>
+        <w:ind w:left="6480" w:hanging="180"/>
+      </w:pPr>
+    </w:lvl>
+  </w:abstractNum>
   <w:num w:numId="1" w16cid:durableId="1457063901">
     <w:abstractNumId w:val="2"/>
   </w:num>
   <w:num w:numId="2" w16cid:durableId="944505540">
-    <w:abstractNumId w:val="7"/>
+    <w:abstractNumId w:val="9"/>
   </w:num>
   <w:num w:numId="3" w16cid:durableId="391737868">
     <w:abstractNumId w:val="1"/>
   </w:num>
   <w:num w:numId="4" w16cid:durableId="940332458">
-    <w:abstractNumId w:val="4"/>
+    <w:abstractNumId w:val="5"/>
   </w:num>
   <w:num w:numId="5" w16cid:durableId="895512519">
-    <w:abstractNumId w:val="10"/>
+    <w:abstractNumId w:val="12"/>
   </w:num>
   <w:num w:numId="6" w16cid:durableId="525992195">
-    <w:abstractNumId w:val="6"/>
+    <w:abstractNumId w:val="8"/>
   </w:num>
   <w:num w:numId="7" w16cid:durableId="1316689159">
     <w:abstractNumId w:val="0"/>
   </w:num>
   <w:num w:numId="8" w16cid:durableId="493298401">
-    <w:abstractNumId w:val="8"/>
+    <w:abstractNumId w:val="10"/>
   </w:num>
   <w:num w:numId="9" w16cid:durableId="1437408977">
-    <w:abstractNumId w:val="9"/>
+    <w:abstractNumId w:val="11"/>
   </w:num>
   <w:num w:numId="10" w16cid:durableId="952172982">
     <w:abstractNumId w:val="3"/>
   </w:num>
   <w:num w:numId="11" w16cid:durableId="2104570216">
-    <w:abstractNumId w:val="5"/>
+    <w:abstractNumId w:val="7"/>
+  </w:num>
+  <w:num w:numId="12" w16cid:durableId="367461142">
+    <w:abstractNumId w:val="4"/>
+  </w:num>
+  <w:num w:numId="13" w16cid:durableId="1311714425">
+    <w:abstractNumId w:val="13"/>
+  </w:num>
+  <w:num w:numId="14" w16cid:durableId="654184159">
+    <w:abstractNumId w:val="6"/>
   </w:num>
 </w:numbering>
 </file>
@@ -8937,6 +12419,41 @@
       <w:color w:val="666666"/>
     </w:rPr>
   </w:style>
+  <w:style w:type="character" w:styleId="Hyperlink">
+    <w:name w:val="Hyperlink"/>
+    <w:basedOn w:val="DefaultParagraphFont"/>
+    <w:uiPriority w:val="99"/>
+    <w:unhideWhenUsed/>
+    <w:rsid w:val="00F473AD"/>
+    <w:rPr>
+      <w:color w:val="467886" w:themeColor="hyperlink"/>
+      <w:u w:val="single"/>
+    </w:rPr>
+  </w:style>
+  <w:style w:type="character" w:styleId="UnresolvedMention">
+    <w:name w:val="Unresolved Mention"/>
+    <w:basedOn w:val="DefaultParagraphFont"/>
+    <w:uiPriority w:val="99"/>
+    <w:semiHidden/>
+    <w:unhideWhenUsed/>
+    <w:rsid w:val="00F473AD"/>
+    <w:rPr>
+      <w:color w:val="605E5C"/>
+      <w:shd w:val="clear" w:color="auto" w:fill="E1DFDD"/>
+    </w:rPr>
+  </w:style>
+  <w:style w:type="character" w:styleId="FollowedHyperlink">
+    <w:name w:val="FollowedHyperlink"/>
+    <w:basedOn w:val="DefaultParagraphFont"/>
+    <w:uiPriority w:val="99"/>
+    <w:semiHidden/>
+    <w:unhideWhenUsed/>
+    <w:rsid w:val="00E75045"/>
+    <w:rPr>
+      <w:color w:val="96607D" w:themeColor="followedHyperlink"/>
+      <w:u w:val="single"/>
+    </w:rPr>
+  </w:style>
 </w:styles>
 </file>
 
